--- a/rapports/16_02_2026/GNING/coh_EQ25_sup_062202060002.docx
+++ b/rapports/16_02_2026/GNING/coh_EQ25_sup_062202060002.docx
@@ -25,7 +25,7 @@
         <w:br/>
         <w:t>Grappe: 062202060002</w:t>
         <w:br/>
-        <w:t>Date: 16/02/2026 a 12:40</w:t>
+        <w:t>Date: 16/02/2026 a 12:58</w:t>
       </w:r>
     </w:p>
     <w:p/>
@@ -5437,7 +5437,7 @@
         <w:rPr>
           <w:sz w:val="20"/>
         </w:rPr>
-        <w:t>- Les informations sur ces entrepises non agricole manquent, prière de les renseigner. Le montant obtenus sur les services rendus par l'entreprise ##N/A## au cours des 30 derniers jours ou durant le dernier mois où l'entreprise a fonctionné n'a pas été renseigné, prière de mettre de 0 si l'entreprise n'a pas rendu de service. Prière de renseigner les montants dans les champs (s10q46 s10q47 s10q48 s10q49 s10q50 s10q51 s10q52 s10q53 s10q54 s10q55 s10q56 s10q57), mettre 0 si l'entreprise ##N/A## n'a pas effectué des dépenses ou faire des reventes des marchandises ou des produits ou rendre de service.Cette entreprise ##N/A## dit avoir obtenu une valeur sur les marchandises vendu en etat, les marchandises vendu après transformation et les services rendus. Prière de corriger. Cette entreprise ##N/A## dit avoir obtenu une valeur sur les marchandises vendu en etat et les marchandises vendu après transformation. La main d'oeuvre sariale de mbombe  toure ayant travaillé dans cette entreprise ##N/A## aucours des 30 derniers jours n'est pas renseigner. Prière de reneigner toutes les informations qui lui concerne.</w:t>
+        <w:t>- Les informations sur ces entrepises non agricole manquent, prière de les renseigner. Le montant obtenus sur les services rendus par l'entreprise ##N/A## au cours des 30 derniers jours ou durant le dernier mois où l'entreprise a fonctionné n'a pas été renseigné, prière de mettre de 0 si l'entreprise n'a pas rendu de service. Prière de renseigner les montants dans les champs (s10q46 s10q47 s10q48 s10q49 s10q50 s10q51 s10q52 s10q53 s10q54 s10q55 s10q56 s10q57), mettre 0 si l'entreprise ##N/A## n'a pas effectué des dépenses ou faire des reventes des marchandises ou des produits ou rendre de service.Cette entreprise ##N/A## dit avoir obtenu une valeur sur les marchandises vendu en etat, les marchandises vendu après transformation et les services rendus. Prière de corriger. Cette entreprise ##N/A## dit avoir obtenu une valeur sur les marchandises vendu en etat et les marchandises vendu après transformation. La main d'oeuvre sariale de seuynabou toure ayant travaillé dans cette entreprise ##N/A## aucours des 30 derniers jours n'est pas renseigner. Prière de reneigner toutes les informations qui lui concerne.</w:t>
       </w:r>
     </w:p>
     <w:p>

--- a/rapports/16_02_2026/GNING/coh_EQ25_sup_062202060002.docx
+++ b/rapports/16_02_2026/GNING/coh_EQ25_sup_062202060002.docx
@@ -25,7 +25,7 @@
         <w:br/>
         <w:t>Grappe: 062202060002</w:t>
         <w:br/>
-        <w:t>Date: 16/02/2026 a 12:58</w:t>
+        <w:t>Date: 16/02/2026 a 13:05</w:t>
       </w:r>
     </w:p>
     <w:p/>
@@ -391,6 +391,38 @@
           </w:tcPr>
           <w:p>
             <w:r>
+              <w:t>Section19</w:t>
+            </w:r>
+          </w:p>
+        </w:tc>
+        <w:tc>
+          <w:tcPr>
+            <w:tcW w:type="dxa" w:w="3324"/>
+          </w:tcPr>
+          <w:p>
+            <w:r>
+              <w:t>Equipements agricoles</w:t>
+            </w:r>
+          </w:p>
+        </w:tc>
+        <w:tc>
+          <w:tcPr>
+            <w:tcW w:type="dxa" w:w="3324"/>
+          </w:tcPr>
+          <w:p>
+            <w:r>
+              <w:t>11</w:t>
+            </w:r>
+          </w:p>
+        </w:tc>
+      </w:tr>
+      <w:tr>
+        <w:tc>
+          <w:tcPr>
+            <w:tcW w:type="dxa" w:w="3324"/>
+          </w:tcPr>
+          <w:p>
+            <w:r>
               <w:t>Section4a</w:t>
             </w:r>
           </w:p>
@@ -466,38 +498,6 @@
           <w:p>
             <w:r>
               <w:t>Depenses non-alimentaires - 7 jours</w:t>
-            </w:r>
-          </w:p>
-        </w:tc>
-        <w:tc>
-          <w:tcPr>
-            <w:tcW w:type="dxa" w:w="3324"/>
-          </w:tcPr>
-          <w:p>
-            <w:r>
-              <w:t>9</w:t>
-            </w:r>
-          </w:p>
-        </w:tc>
-      </w:tr>
-      <w:tr>
-        <w:tc>
-          <w:tcPr>
-            <w:tcW w:type="dxa" w:w="3324"/>
-          </w:tcPr>
-          <w:p>
-            <w:r>
-              <w:t>Section16c</w:t>
-            </w:r>
-          </w:p>
-        </w:tc>
-        <w:tc>
-          <w:tcPr>
-            <w:tcW w:type="dxa" w:w="3324"/>
-          </w:tcPr>
-          <w:p>
-            <w:r>
-              <w:t>Cultures</w:t>
             </w:r>
           </w:p>
         </w:tc>
@@ -1031,7 +1031,7 @@
         <w:rPr>
           <w:sz w:val="20"/>
         </w:rPr>
-        <w:t>- Attention ! Le prix unitaire d'achat (25 Fcfa) de Poivre en Sachets (Petit) est relativement faible par rapport aux autres prix observés dans cette zone. Prière de corriger ou de confirmer avec le QG. Attention ! Le prix unitaire d'achat (45 Fcfa) de Cube alimentaire (Maggi, Jumbo, ) en Cube (Moyen) est relativement élevé par rapport aux autres prix observés dans cette zone. Prière de corriger ou de confirmer avec le QG. Avertissement!!! Le ménage a consommé 7 Paquet Petit de Thé en sachet, cette quantité semble anormale pour une consommation des 7 derniers jours.Prière de corriger ou de confirmer avec le QG. Avertissement!! le prix unitaire (100 Fcfa) de Thé en sachet (unité: Paquet) de taille Petit est très faible ou élevé. Prière de corriger ou de confirmer avec le QG. Incohérence!! Dans ce ménage, chaque individus consomme par jour 18.79208 Kg  de cereale; Prière de revoir les quantités prises de ces produits. Incohérence!! Dans ce ménage, chaque individus consomme par jour 18.79208 Kg  de cereale; Prière de revoir les quantités prises de ces produits. Attention ! Le prix unitaire d'achat (500 Fcfa) de Riz local Gambiaka en Kg (taille unique) est relativement élevé par rapport aux autres prix observés dans cette zone. Prière de corriger ou de confirmer avec le QG. Le prix d'achat unitaire (150 Fcfa) de Pains traditionnel (Rond) en Kg de taille  taille unique  est très faible, prière de regarder les reponses prises dans les questions s07bq07a s07bq07b s07bq07c s07bq08 pour mieux corriger. Le prix d'achat unitaire (1500 Fcfa) de Sel en Sac (10 Kg) de taille taille unique est très faible, prière de regarder les reponses prises dans les questions s07bq07a s07bq07b s07bq07c s07bq08 pour mieux corriger. Difficile de consommer le Sel en Boite (Autre que la boite/pot de tomate) Petit prière de verifier.</w:t>
+        <w:t>- Attention ! Le prix unitaire d'achat (1500 Fcfa) de Capitaine frais en Kg (taille unique) est relativement élevé par rapport aux autres prix observés dans cette zone. Prière de corriger ou de confirmer avec le QG. Attention ! Le prix unitaire d'achat (25 Fcfa) de Poivre en Sachets (Petit) est relativement faible par rapport aux autres prix observés dans cette zone. Prière de corriger ou de confirmer avec le QG. Attention ! Le prix unitaire d'achat (45 Fcfa) de Cube alimentaire (Maggi, Jumbo, ) en Cube (Moyen) est relativement élevé par rapport aux autres prix observés dans cette zone. Prière de corriger ou de confirmer avec le QG. Avertissement!!! Le ménage a consommé 7 Paquet Petit de Thé en sachet, cette quantité semble anormale pour une consommation des 7 derniers jours.Prière de corriger ou de confirmer avec le QG. Avertissement!! le prix unitaire (100 Fcfa) de Thé en sachet (unité: Paquet) de taille Petit est très faible ou élevé. Prière de corriger ou de confirmer avec le QG. Incohérence!! Dans ce ménage, chaque individus consomme par jour 35.29039 Kg  de cereale; Prière de revoir les quantités prises de ces produits. Incohérence!! Dans ce ménage, chaque individus consomme par jour 35.29039 Kg  de cereale; Prière de revoir les quantités prises de ces produits. Attention ! Le prix unitaire d'achat (500 Fcfa) de Riz local Gambiaka en Kg (taille unique) est relativement élevé par rapport aux autres prix observés dans cette zone. Prière de corriger ou de confirmer avec le QG. Le prix d'achat unitaire (150 Fcfa) de Pains traditionnel (Rond) en Kg de taille  taille unique  est très faible, prière de regarder les reponses prises dans les questions s07bq07a s07bq07b s07bq07c s07bq08 pour mieux corriger. Le prix d'achat unitaire (1500 Fcfa) de Sel en Sac (10 Kg) de taille taille unique est très faible, prière de regarder les reponses prises dans les questions s07bq07a s07bq07b s07bq07c s07bq08 pour mieux corriger. Difficile de consommer le Sel en Boite (Autre que la boite/pot de tomate) Petit prière de verifier.</w:t>
       </w:r>
     </w:p>
     <w:p>
@@ -1173,9 +1173,9 @@
         <w:rPr>
           <w:sz w:val="20"/>
         </w:rPr>
-        <w:t xml:space="preserve">- Attention ! Charrue a été revendu à 15000 Fcfa qui est relativement faible par rapport aux autres prix de revente observés dans cette zone. Prière de corriger ou de confirmer avec le QG. </w:t>
-        <w:br/>
-        <w:t>- Attention ! Hache/pioche a été achété à 75000 Fcfa est relativement élevé par rapport aux autres prix d'achat observés dans cette zone. Prière de corriger ou de confirmer avec le QG. Attention ! Hache/pioche a été revendu à 75000 Fcfa qui est relativement élevé par rapport aux autres prix de revente observés dans cette zone. Prière de corriger ou de confirmer avec le QG.</w:t>
+        <w:t xml:space="preserve">- Attention ! Hache/pioche a été achété à 75000 Fcfa est relativement élevé par rapport aux autres prix d'achat observés dans cette zone. Prière de corriger ou de confirmer avec le QG. Attention ! Hache/pioche a été revendu à 75000 Fcfa qui est relativement élevé par rapport aux autres prix de revente observés dans cette zone. Prière de corriger ou de confirmer avec le QG. </w:t>
+        <w:br/>
+        <w:t>- Attention ! Houe/daba/hilaire a été achété à 20000 Fcfa est relativement élevé par rapport aux autres prix d'achat observés dans cette zone. Prière de corriger ou de confirmer avec le QG. Attention ! Houe/daba/hilaire a été revendu à 20000 Fcfa qui est relativement élevé par rapport aux autres prix de revente observés dans cette zone. Prière de corriger ou de confirmer avec le QG.</w:t>
       </w:r>
     </w:p>
     <w:p>
@@ -1731,7 +1731,7 @@
         <w:rPr>
           <w:sz w:val="20"/>
         </w:rPr>
-        <w:t>- Attention ! Le prix unitaire d'achat (1000 Fcfa) de Oignon frais en Kg (taille unique) est relativement élevé par rapport aux autres prix observés dans cette zone. Prière de corriger ou de confirmer avec le QG. Attention ! Le prix unitaire d'achat (14.28571 Fcfa) de Piment séché en Sachets (Tres petit) est relativement faible par rapport aux autres prix observés dans cette zone. Prière de corriger ou de confirmer avec le QG. Avertissement!! La quantité (6.5 litre) du produit Huile de soja  consommée  par le ménage semble très élevé, prière de corriger ou confirmer avec le QG. Attention ! Le prix unitaire d'achat (750 Fcfa) de Huile de soja  en Litre (taille unique) est relativement faible par rapport aux autres prix observés dans cette zone. Prière de corriger ou de confirmer avec le QG. Avertissement!!! Le ménage a consommé 1 Paquet Grand de Thé en sachet, cette quantité semble anormale pour une consommation des 7 derniers jours.Prière de corriger ou de confirmer avec le QG. Avertissement!!! Le ménage a consommé 5 Cuillère Moyen de Pâte d'arachide, cette quantité semble anormale pour une consommation des 7 derniers jours. Etes vous sur d'avoir selectionner la bonne unitée ? prière de verifier et corriger. Avertissement!!!Le ménage a consommé 59 Cube de Petit de Cube alimentaire (Maggi, Jumbo, )  ce qui semble incoherent pour une consommation aucours des 7 derniers jours, prière de verifier et corriger. Avertissement!!! Le ménage a consommé 59 Cube Petit de Cube alimentaire (Maggi, Jumbo, ), cette quantité semble anormale pour une consommation des 7 derniers jours.Prière de corriger ou de confirmer avec le QG. Attention ! Le prix unitaire d'achat (58.33333 Fcfa) de Cube alimentaire (Maggi, Jumbo, ) en Cube (Petit) est relativement élevé par rapport aux autres prix observés dans cette zone. Prière de corriger ou de confirmer avec le QG. Incohérence!! Dans ce ménage, chaque individus consomme par jour 16.02529 Kg  de cereale; Prière de revoir les quantités prises de ces produits. Incohérence!! Dans ce ménage, chaque individus consomme par jour 16.02529 Kg  de cereale; Prière de revoir les quantités prises de ces produits. Incohérence!! Dans ce ménage, chaque individus consomme par jour 16.02529 Kg  de cereale; Prière de revoir les quantités prises de ces produits.  La dernière fois que vous avez acheté Riz importé parfumé est marché hebdomadaire et semble exister dans les modalités, prière de prendre attache avec le QG pour plus d'explication afin de la classer bien.</w:t>
+        <w:t>- Attention ! Le prix unitaire d'achat (1000 Fcfa) de Oignon frais en Kg (taille unique) est relativement élevé par rapport aux autres prix observés dans cette zone. Prière de corriger ou de confirmer avec le QG. Attention ! Le prix unitaire d'achat (2200 Fcfa) de Poireau en Kg (taille unique) est relativement élevé par rapport aux autres prix observés dans cette zone. Prière de corriger ou de confirmer avec le QG. Avertissement!! La quantité (6.5 litre) du produit Huile de soja  consommée  par le ménage semble très élevé, prière de corriger ou confirmer avec le QG. Attention ! Le prix unitaire d'achat (750 Fcfa) de Huile de soja  en Litre (taille unique) est relativement faible par rapport aux autres prix observés dans cette zone. Prière de corriger ou de confirmer avec le QG. Attention ! Soupçons de quantité anormale! Le ménage de BASSIROU TOURE avec une taille de 17 personnes a consommé 6.5 Litre en taille unique de Huile de soja  qui est relativement élevé comme consommation par rapport à la condition de vie des autres ménages de même taille dans cette zone. Prière de corriger ou de confirmer avec le QG. Avertissement!!! Le ménage a consommé 1 Paquet Grand de Thé en sachet, cette quantité semble anormale pour une consommation des 7 derniers jours.Prière de corriger ou de confirmer avec le QG. Avertissement!!! Le ménage a consommé 5 Cuillère Moyen de Pâte d'arachide, cette quantité semble anormale pour une consommation des 7 derniers jours. Etes vous sur d'avoir selectionner la bonne unitée ? prière de verifier et corriger. Avertissement!!!Le ménage a consommé 59 Cube de Petit de Cube alimentaire (Maggi, Jumbo, )  ce qui semble incoherent pour une consommation aucours des 7 derniers jours, prière de verifier et corriger. Avertissement!!! Le ménage a consommé 59 Cube Petit de Cube alimentaire (Maggi, Jumbo, ), cette quantité semble anormale pour une consommation des 7 derniers jours.Prière de corriger ou de confirmer avec le QG. Attention ! Le prix unitaire d'achat (58.33333 Fcfa) de Cube alimentaire (Maggi, Jumbo, ) en Cube (Petit) est relativement élevé par rapport aux autres prix observés dans cette zone. Prière de corriger ou de confirmer avec le QG. Incohérence!! Dans ce ménage, chaque individus consomme par jour 25.86773 Kg  de cereale; Prière de revoir les quantités prises de ces produits. Incohérence!! Dans ce ménage, chaque individus consomme par jour 25.86773 Kg  de cereale; Prière de revoir les quantités prises de ces produits. Incohérence!! Dans ce ménage, chaque individus consomme par jour 25.86773 Kg  de cereale; Prière de revoir les quantités prises de ces produits.  La dernière fois que vous avez acheté Riz importé parfumé est marché hebdomadaire et semble exister dans les modalités, prière de prendre attache avec le QG pour plus d'explication afin de la classer bien.</w:t>
       </w:r>
     </w:p>
     <w:p>
@@ -1894,7 +1894,7 @@
           <w:color w:val="4672C4"/>
           <w:sz w:val="22"/>
         </w:rPr>
-        <w:t>&gt;&gt; Section12 - Actifs du menage</w:t>
+        <w:t>&gt;&gt; Section13a - Transferts recus</w:t>
       </w:r>
     </w:p>
     <w:p>
@@ -1905,7 +1905,9 @@
         <w:rPr>
           <w:sz w:val="20"/>
         </w:rPr>
-        <w:t>- Attention ! Foyers améliorés a été revendu à 10000 Fcfa qui est relativement élevé par rapport aux autres prix de revente observés dans cette zone. Prière de corriger ou de confirmer avec le QG.</w:t>
+        <w:t xml:space="preserve">- L'enquêteur prière de fournir d'effort pour avoir le niveau d'étude et l'âge de celui qui a envoyé/donné de l'argent dans la section 13a (Transfert reçu). L'âge de celui qui a envoyé/donné de l'argent dans la section 13a (Transfert reçu) semble  élévé, prière de corriger ou confirmer ave le QG. </w:t>
+        <w:br/>
+        <w:t>- L'enquêteur prière de fournir d'effort pour avoir le niveau d'étude et l'âge de celui qui a envoyé/donné de l'argent dans la section 13a (Transfert reçu). L'âge de celui qui a envoyé/donné de l'argent dans la section 13a (Transfert reçu) semble  élévé, prière de corriger ou confirmer ave le QG.</w:t>
       </w:r>
     </w:p>
     <w:p>
@@ -1915,7 +1917,7 @@
           <w:color w:val="4672C4"/>
           <w:sz w:val="22"/>
         </w:rPr>
-        <w:t>&gt;&gt; Section13a - Transferts recus</w:t>
+        <w:t>&gt;&gt; Section13b - Transferta emis</w:t>
       </w:r>
     </w:p>
     <w:p>
@@ -1926,9 +1928,7 @@
         <w:rPr>
           <w:sz w:val="20"/>
         </w:rPr>
-        <w:t xml:space="preserve">- L'enquêteur prière de fournir d'effort pour avoir le niveau d'étude et l'âge de celui qui a envoyé/donné de l'argent dans la section 13a (Transfert reçu). L'âge de celui qui a envoyé/donné de l'argent dans la section 13a (Transfert reçu) semble  élévé, prière de corriger ou confirmer ave le QG. </w:t>
-        <w:br/>
-        <w:t>- L'enquêteur prière de fournir d'effort pour avoir le niveau d'étude et l'âge de celui qui a envoyé/donné de l'argent dans la section 13a (Transfert reçu). L'âge de celui qui a envoyé/donné de l'argent dans la section 13a (Transfert reçu) semble  élévé, prière de corriger ou confirmer ave le QG.</w:t>
+        <w:t>- L'enquêteur prière de fournir d'effort pour avoir le niveau d'étude et l'âge de celui qui a béneficié de l'argent dans la section 13b (Transfert emis). L'âge du béneficiaire d'argent dans la section 13b (Transfert emis) semble incoherent voir élévé, prière de verifier ou corriger.</w:t>
       </w:r>
     </w:p>
     <w:p>
@@ -1938,7 +1938,7 @@
           <w:color w:val="4672C4"/>
           <w:sz w:val="22"/>
         </w:rPr>
-        <w:t>&gt;&gt; Section13b - Transferta emis</w:t>
+        <w:t>&gt;&gt; Section14 - Chocs</w:t>
       </w:r>
     </w:p>
     <w:p>
@@ -1949,7 +1949,7 @@
         <w:rPr>
           <w:sz w:val="20"/>
         </w:rPr>
-        <w:t>- L'enquêteur prière de fournir d'effort pour avoir le niveau d'étude et l'âge de celui qui a béneficié de l'argent dans la section 13b (Transfert emis). L'âge du béneficiaire d'argent dans la section 13b (Transfert emis) semble incoherent voir élévé, prière de verifier ou corriger.</w:t>
+        <w:t>- Avertissement!! Le ménage n'a été négativement affecté par aucun des problèmes donnés dans la section 14. Confirmez vous cette information avec le QG?</w:t>
       </w:r>
     </w:p>
     <w:p>
@@ -1959,7 +1959,7 @@
           <w:color w:val="4672C4"/>
           <w:sz w:val="22"/>
         </w:rPr>
-        <w:t>&gt;&gt; Section14 - Chocs</w:t>
+        <w:t>&gt;&gt; Section16a - Champs et parcelles</w:t>
       </w:r>
     </w:p>
     <w:p>
@@ -1970,7 +1970,23 @@
         <w:rPr>
           <w:sz w:val="20"/>
         </w:rPr>
-        <w:t>- Avertissement!! Le ménage n'a été négativement affecté par aucun des problèmes donnés dans la section 14. Confirmez vous cette information avec le QG?</w:t>
+        <w:t xml:space="preserve">- Avertissement!! Le champs a comme nom (champ1 Mil) qui ne semble pas être un bon nom ou contient des lettres, prière de mettre le vrai nom du champs. La parcelle Arachide n'a pas été mésurée pour des raisons comme qu'elle est trop petite, GPS en panne et que le Ménage indisponible. Nous vous rappelons que ces raisons ne passent pas pour la non mesure des parcelles prière de les mésurer. </w:t>
+        <w:br/>
+        <w:t xml:space="preserve">- Avertissement!! Le champs a comme nom (champ1 Mil) qui ne semble pas être un bon nom ou contient des lettres, prière de mettre le vrai nom du champs. La parcelle arachide n'a pas été mésurée pour des raisons comme qu'elle est trop petite, GPS en panne et que le Ménage indisponible. Nous vous rappelons que ces raisons ne passent pas pour la non mesure des parcelles prière de les mésurer. </w:t>
+        <w:br/>
+        <w:t xml:space="preserve">- Avertissement!! Le champs a comme nom (champ1 Mil) qui ne semble pas être un bon nom ou contient des lettres, prière de mettre le vrai nom du champs. La parcelle parcelle arachide n'a pas été mésurée pour des raisons comme qu'elle est trop petite, GPS en panne et que le Ménage indisponible. Nous vous rappelons que ces raisons ne passent pas pour la non mesure des parcelles prière de les mésurer. </w:t>
+        <w:br/>
+        <w:t xml:space="preserve">- Avertissement!! Le champs a comme nom (champ1 Mil) qui ne semble pas être un bon nom ou contient des lettres, prière de mettre le vrai nom du champs. La parcelle parcelle de mil n'a pas été mésurée pour des raisons comme qu'elle est trop petite, GPS en panne et que le Ménage indisponible. Nous vous rappelons que ces raisons ne passent pas pour la non mesure des parcelles prière de les mésurer. Le document légal (titre, acte, certificat etc. ) qui affirme votre possession de la parcelle parcelle de mil est  et semble exister dans les modalités, prière de prendre attache avec le QG pour plus d'explication afin de la classer bien. </w:t>
+        <w:br/>
+        <w:t xml:space="preserve">- Avertissement!! Le champs a comme nom (champ1 Mil) qui ne semble pas être un bon nom ou contient des lettres, prière de mettre le vrai nom du champs. La parcelle parcelle maïs n'a pas été mésurée pour des raisons comme qu'elle est trop petite, GPS en panne et que le Ménage indisponible. Nous vous rappelons que ces raisons ne passent pas pour la non mesure des parcelles prière de les mésurer. Le document légal (titre, acte, certificat etc. ) qui affirme votre possession de la parcelle parcelle maïs est  et semble exister dans les modalités, prière de prendre attache avec le QG pour plus d'explication afin de la classer bien. </w:t>
+        <w:br/>
+        <w:t xml:space="preserve">- Avertissement!! Le champs a comme nom (champ1 Mil) qui ne semble pas être un bon nom ou contient des lettres, prière de mettre le vrai nom du champs. La quantité d'utilisation de la Phosphate dans la parcelle arachide est de 150 Kilogramme et semble élevé, prière de corriger. Le nombre de jour passés au préparation du sol et des semis ou au sarclage et l'entretien du sol ou aux récoltes d'un membre du ménage est trop élevé, veuillez revoir. La parcelle arachide n'a pas été mésurée pour des raisons comme qu'elle est trop petite, GPS en panne et que le Ménage indisponible. Nous vous rappelons que ces raisons ne passent pas pour la non mesure des parcelles prière de les mésurer. Le salaire d'un homme de 15ans et plus ayant travaillé sur la parcelle arachide par jours au moment de la période d'entretien du sol (sarclage, etc.) est de 41.66667 FCFA qui semble faible ou  élevé, prière de corriger. Le salaire d'un homme de 15ans et plus ayant travaillé sur la parcelle arachide par jours au moment de la période des récoltes est de 62.5 FCFA qui semble faible ou  élevé, prière de corriger. </w:t>
+        <w:br/>
+        <w:t xml:space="preserve">- Avertissement!! Le champs a comme nom (champ1 Mil) qui ne semble pas être un bon nom ou contient des lettres, prière de mettre le vrai nom du champs. La superficie de la parcelle Arachide selon l'exploitant est de 50 Mètre Carré (m^2) qui semble faible ou l'estimation ne semble pas bonne. Prière de corriger. La parcelle Arachide n'a pas été mésurée pour des raisons comme qu'elle est trop petite, GPS en panne et que le Ménage indisponible. Nous vous rappelons que ces raisons ne passent pas pour la non mesure des parcelles prière de les mésurer. </w:t>
+        <w:br/>
+        <w:t xml:space="preserve">- Avertissement!! Le champs a comme nom (champ1 Mil) qui ne semble pas être un bon nom ou contient des lettres, prière de mettre le vrai nom du champs. La superficie de la parcelle Arachide selon l'exploitant est de 50 Mètre Carré (m^2) qui semble faible ou l'estimation ne semble pas bonne. Prière de corriger. La parcelle Arachide n'a pas été mésurée pour des raisons comme qu'elle est trop petite, GPS en panne et que le Ménage indisponible. Nous vous rappelons que ces raisons ne passent pas pour la non mesure des parcelles prière de les mésurer. </w:t>
+        <w:br/>
+        <w:t>- Avertissement!! Le champs a comme nom (champ1 Mil) qui ne semble pas être un bon nom ou contient des lettres, prière de mettre le vrai nom du champs. La superficie de la parcelle Arachide selon l'exploitant est de 50 Mètre Carré (m^2) qui semble faible ou l'estimation ne semble pas bonne. Prière de corriger. La parcelle Arachide n'a pas été mésurée pour des raisons comme qu'elle est trop petite, GPS en panne et que le Ménage indisponible. Nous vous rappelons que ces raisons ne passent pas pour la non mesure des parcelles prière de les mésurer. Le salaire d'une femme de 15ans et plus ayant travaillé sur la parcelle Arachide par jours au moment de la période d'entretien du sol (sarclage, etc.) est de 125 FCFA qui semble faible ou  élevé, prière de corriger.</w:t>
       </w:r>
     </w:p>
     <w:p>
@@ -1980,7 +1996,7 @@
           <w:color w:val="4672C4"/>
           <w:sz w:val="22"/>
         </w:rPr>
-        <w:t>&gt;&gt; Section16a - Champs et parcelles</w:t>
+        <w:t>&gt;&gt; Section16c - Cultures</w:t>
       </w:r>
     </w:p>
     <w:p>
@@ -1991,23 +2007,21 @@
         <w:rPr>
           <w:sz w:val="20"/>
         </w:rPr>
-        <w:t xml:space="preserve">- Avertissement!! Le champs a comme nom (champ1 Mil) qui ne semble pas être un bon nom ou contient des lettres, prière de mettre le vrai nom du champs. La parcelle Arachide n'a pas été mésurée pour des raisons comme qu'elle est trop petite, GPS en panne et que le Ménage indisponible. Nous vous rappelons que ces raisons ne passent pas pour la non mesure des parcelles prière de les mésurer. </w:t>
-        <w:br/>
-        <w:t xml:space="preserve">- Avertissement!! Le champs a comme nom (champ1 Mil) qui ne semble pas être un bon nom ou contient des lettres, prière de mettre le vrai nom du champs. La parcelle arachide n'a pas été mésurée pour des raisons comme qu'elle est trop petite, GPS en panne et que le Ménage indisponible. Nous vous rappelons que ces raisons ne passent pas pour la non mesure des parcelles prière de les mésurer. </w:t>
-        <w:br/>
-        <w:t xml:space="preserve">- Avertissement!! Le champs a comme nom (champ1 Mil) qui ne semble pas être un bon nom ou contient des lettres, prière de mettre le vrai nom du champs. La parcelle parcelle arachide n'a pas été mésurée pour des raisons comme qu'elle est trop petite, GPS en panne et que le Ménage indisponible. Nous vous rappelons que ces raisons ne passent pas pour la non mesure des parcelles prière de les mésurer. </w:t>
-        <w:br/>
-        <w:t xml:space="preserve">- Avertissement!! Le champs a comme nom (champ1 Mil) qui ne semble pas être un bon nom ou contient des lettres, prière de mettre le vrai nom du champs. La parcelle parcelle de mil n'a pas été mésurée pour des raisons comme qu'elle est trop petite, GPS en panne et que le Ménage indisponible. Nous vous rappelons que ces raisons ne passent pas pour la non mesure des parcelles prière de les mésurer. Le document légal (titre, acte, certificat etc. ) qui affirme votre possession de la parcelle parcelle de mil est  et semble exister dans les modalités, prière de prendre attache avec le QG pour plus d'explication afin de la classer bien. </w:t>
-        <w:br/>
-        <w:t xml:space="preserve">- Avertissement!! Le champs a comme nom (champ1 Mil) qui ne semble pas être un bon nom ou contient des lettres, prière de mettre le vrai nom du champs. La parcelle parcelle maïs n'a pas été mésurée pour des raisons comme qu'elle est trop petite, GPS en panne et que le Ménage indisponible. Nous vous rappelons que ces raisons ne passent pas pour la non mesure des parcelles prière de les mésurer. Le document légal (titre, acte, certificat etc. ) qui affirme votre possession de la parcelle parcelle maïs est  et semble exister dans les modalités, prière de prendre attache avec le QG pour plus d'explication afin de la classer bien. </w:t>
-        <w:br/>
-        <w:t xml:space="preserve">- Avertissement!! Le champs a comme nom (champ1 Mil) qui ne semble pas être un bon nom ou contient des lettres, prière de mettre le vrai nom du champs. La quantité d'utilisation de la Phosphate dans la parcelle arachide est de 150 Kilogramme et semble élevé, prière de corriger. Le nombre de jour passés au préparation du sol et des semis ou au sarclage et l'entretien du sol ou aux récoltes d'un membre du ménage est trop élevé, veuillez revoir. La parcelle arachide n'a pas été mésurée pour des raisons comme qu'elle est trop petite, GPS en panne et que le Ménage indisponible. Nous vous rappelons que ces raisons ne passent pas pour la non mesure des parcelles prière de les mésurer. Le salaire d'un homme de 15ans et plus ayant travaillé sur la parcelle arachide par jours au moment de la période d'entretien du sol (sarclage, etc.) est de 41.66667 FCFA qui semble faible ou  élevé, prière de corriger. Le salaire d'un homme de 15ans et plus ayant travaillé sur la parcelle arachide par jours au moment de la période des récoltes est de 62.5 FCFA qui semble faible ou  élevé, prière de corriger. </w:t>
-        <w:br/>
-        <w:t xml:space="preserve">- Avertissement!! Le champs a comme nom (champ1 Mil) qui ne semble pas être un bon nom ou contient des lettres, prière de mettre le vrai nom du champs. La superficie de la parcelle Arachide selon l'exploitant est de 50 Mètre Carré (m^2) qui semble faible ou l'estimation ne semble pas bonne. Prière de corriger. La parcelle Arachide n'a pas été mésurée pour des raisons comme qu'elle est trop petite, GPS en panne et que le Ménage indisponible. Nous vous rappelons que ces raisons ne passent pas pour la non mesure des parcelles prière de les mésurer. </w:t>
-        <w:br/>
-        <w:t xml:space="preserve">- Avertissement!! Le champs a comme nom (champ1 Mil) qui ne semble pas être un bon nom ou contient des lettres, prière de mettre le vrai nom du champs. La superficie de la parcelle Arachide selon l'exploitant est de 50 Mètre Carré (m^2) qui semble faible ou l'estimation ne semble pas bonne. Prière de corriger. La parcelle Arachide n'a pas été mésurée pour des raisons comme qu'elle est trop petite, GPS en panne et que le Ménage indisponible. Nous vous rappelons que ces raisons ne passent pas pour la non mesure des parcelles prière de les mésurer. </w:t>
-        <w:br/>
-        <w:t>- Avertissement!! Le champs a comme nom (champ1 Mil) qui ne semble pas être un bon nom ou contient des lettres, prière de mettre le vrai nom du champs. La superficie de la parcelle Arachide selon l'exploitant est de 50 Mètre Carré (m^2) qui semble faible ou l'estimation ne semble pas bonne. Prière de corriger. La parcelle Arachide n'a pas été mésurée pour des raisons comme qu'elle est trop petite, GPS en panne et que le Ménage indisponible. Nous vous rappelons que ces raisons ne passent pas pour la non mesure des parcelles prière de les mésurer. Le salaire d'une femme de 15ans et plus ayant travaillé sur la parcelle Arachide par jours au moment de la période d'entretien du sol (sarclage, etc.) est de 125 FCFA qui semble faible ou  élevé, prière de corriger.</w:t>
+        <w:t xml:space="preserve">- La quantité dejà recoltée pour la presente campagne ne doit pas contenir une valeur 9999 et semble élevé, merci de revoir la question s16cq16a. La quantité estimée en Kg est incorrecte (Exemple : si le ménage a eu 10 sacs de 100kg = 10*100=1000kg), prière de corriger merci. </w:t>
+        <w:br/>
+        <w:t xml:space="preserve">- La quantité dejà recoltée pour la presente campagne ne doit pas contenir une valeur 9999 et semble élevé, merci de revoir la question s16cq16a. La quantité estimée en Kg est incorrecte (Exemple : si le ménage a eu 10 sacs de 100kg = 10*100=1000kg), prière de corriger merci. </w:t>
+        <w:br/>
+        <w:t xml:space="preserve">- La quantité dejà recoltée pour la presente campagne ne doit pas contenir une valeur 9999 et semble élevé, merci de revoir la question s16cq16a. La quantité estimée en Kg est incorrecte (Exemple : si le ménage a eu 10 sacs de 100kg = 10*100=1000kg), prière de corriger merci. </w:t>
+        <w:br/>
+        <w:t xml:space="preserve">- La quantité dejà recoltée pour la presente campagne ne doit pas contenir une valeur 9999 et semble élevé, merci de revoir la question s16cq16a. La quantité estimée en Kg est incorrecte (Exemple : si le ménage a eu 10 sacs de 100kg = 10*100=1000kg), prière de corriger merci. </w:t>
+        <w:br/>
+        <w:t xml:space="preserve">- La quantité dejà recoltée pour la presente campagne ne doit pas contenir une valeur 9999 et semble élevé, merci de revoir la question s16cq16a. La quantité estimée en Kg est incorrecte (Exemple : si le ménage a eu 10 sacs de 100kg = 10*100=1000kg), prière de corriger merci. </w:t>
+        <w:br/>
+        <w:t xml:space="preserve">- La quantité dejà recoltée pour la presente campagne ne doit pas contenir une valeur 9999 et semble élevé, merci de revoir la question s16cq16a. La quantité estimée en Kg est incorrecte (Exemple : si le ménage a eu 10 sacs de 100kg = 10*100=1000kg), prière de corriger merci. </w:t>
+        <w:br/>
+        <w:t xml:space="preserve">- La quantité dejà recoltée pour la presente campagne ne doit pas contenir une valeur 9999 et semble élevé, merci de revoir la question s16cq16a. La quantité estimée en Kg est incorrecte (Exemple : si le ménage a eu 10 sacs de 100kg = 10*100=1000kg), prière de corriger merci. </w:t>
+        <w:br/>
+        <w:t>- La quantité dejà recoltée pour la presente campagne ne doit pas contenir une valeur 9999 et semble élevé, merci de revoir la question s16cq16a. La quantité estimée en Kg est incorrecte (Exemple : si le ménage a eu 10 sacs de 100kg = 10*100=1000kg), prière de corriger merci.</w:t>
       </w:r>
     </w:p>
     <w:p>
@@ -2017,7 +2031,7 @@
           <w:color w:val="4672C4"/>
           <w:sz w:val="22"/>
         </w:rPr>
-        <w:t>&gt;&gt; Section16c - Cultures</w:t>
+        <w:t>&gt;&gt; Section19 - Equipements agricoles</w:t>
       </w:r>
     </w:p>
     <w:p>
@@ -2028,44 +2042,7 @@
         <w:rPr>
           <w:sz w:val="20"/>
         </w:rPr>
-        <w:t xml:space="preserve">- La quantité dejà recoltée pour la presente campagne ne doit pas contenir une valeur 9999 et semble élevé, merci de revoir la question s16cq16a. La quantité estimée en Kg est incorrecte (Exemple : si le ménage a eu 10 sacs de 100kg = 10*100=1000kg), prière de corriger merci. </w:t>
-        <w:br/>
-        <w:t xml:space="preserve">- La quantité dejà recoltée pour la presente campagne ne doit pas contenir une valeur 9999 et semble élevé, merci de revoir la question s16cq16a. La quantité estimée en Kg est incorrecte (Exemple : si le ménage a eu 10 sacs de 100kg = 10*100=1000kg), prière de corriger merci. </w:t>
-        <w:br/>
-        <w:t xml:space="preserve">- La quantité dejà recoltée pour la presente campagne ne doit pas contenir une valeur 9999 et semble élevé, merci de revoir la question s16cq16a. La quantité estimée en Kg est incorrecte (Exemple : si le ménage a eu 10 sacs de 100kg = 10*100=1000kg), prière de corriger merci. </w:t>
-        <w:br/>
-        <w:t xml:space="preserve">- La quantité dejà recoltée pour la presente campagne ne doit pas contenir une valeur 9999 et semble élevé, merci de revoir la question s16cq16a. La quantité estimée en Kg est incorrecte (Exemple : si le ménage a eu 10 sacs de 100kg = 10*100=1000kg), prière de corriger merci. </w:t>
-        <w:br/>
-        <w:t xml:space="preserve">- La quantité dejà recoltée pour la presente campagne ne doit pas contenir une valeur 9999 et semble élevé, merci de revoir la question s16cq16a. La quantité estimée en Kg est incorrecte (Exemple : si le ménage a eu 10 sacs de 100kg = 10*100=1000kg), prière de corriger merci. </w:t>
-        <w:br/>
-        <w:t xml:space="preserve">- La quantité dejà recoltée pour la presente campagne ne doit pas contenir une valeur 9999 et semble élevé, merci de revoir la question s16cq16a. La quantité estimée en Kg est incorrecte (Exemple : si le ménage a eu 10 sacs de 100kg = 10*100=1000kg), prière de corriger merci. </w:t>
-        <w:br/>
-        <w:t xml:space="preserve">- La quantité dejà recoltée pour la presente campagne ne doit pas contenir une valeur 9999 et semble élevé, merci de revoir la question s16cq16a. La quantité estimée en Kg est incorrecte (Exemple : si le ménage a eu 10 sacs de 100kg = 10*100=1000kg), prière de corriger merci. </w:t>
-        <w:br/>
-        <w:t>- La quantité dejà recoltée pour la presente campagne ne doit pas contenir une valeur 9999 et semble élevé, merci de revoir la question s16cq16a. La quantité estimée en Kg est incorrecte (Exemple : si le ménage a eu 10 sacs de 100kg = 10*100=1000kg), prière de corriger merci.</w:t>
-      </w:r>
-    </w:p>
-    <w:p>
-      <w:r>
-        <w:rPr>
-          <w:b/>
-          <w:color w:val="4672C4"/>
-          <w:sz w:val="22"/>
-        </w:rPr>
-        <w:t>&gt;&gt; Section19 - Equipements agricoles</w:t>
-      </w:r>
-    </w:p>
-    <w:p>
-      <w:pPr>
-        <w:ind w:left="283"/>
-      </w:pPr>
-      <w:r>
-        <w:rPr>
-          <w:sz w:val="20"/>
-        </w:rPr>
-        <w:t xml:space="preserve">- Attention ! Animaux de labour a été revendu à 450000 Fcfa qui est relativement élevé par rapport aux autres prix de revente observés dans cette zone. Prière de corriger ou de confirmer avec le QG. </w:t>
-        <w:br/>
-        <w:t>- Attention ! Houe/daba/hilaire a été revendu à 50000 Fcfa qui est relativement élevé par rapport aux autres prix de revente observés dans cette zone. Prière de corriger ou de confirmer avec le QG.</w:t>
+        <w:t>- Attention ! Houe/daba/hilaire a été achété à 50000 Fcfa est relativement élevé par rapport aux autres prix d'achat observés dans cette zone. Prière de corriger ou de confirmer avec le QG. Attention ! Houe/daba/hilaire a été revendu à 50000 Fcfa qui est relativement élevé par rapport aux autres prix de revente observés dans cette zone. Prière de corriger ou de confirmer avec le QG.</w:t>
       </w:r>
     </w:p>
     <w:p>
@@ -2574,7 +2551,7 @@
         <w:rPr>
           <w:sz w:val="20"/>
         </w:rPr>
-        <w:t>- Attention ! Le prix unitaire d'achat (100 Fcfa) de Piment frais en Pièce (Moyen) est relativement élevé par rapport aux autres prix observés dans cette zone. Prière de corriger ou de confirmer avec le QG. Avertissement!! La quantité (7 litre) du produit Huile de soja  consommée  par le ménage semble très élevé, prière de corriger ou confirmer avec le QG. Avertissement!!! Le ménage a consommé 5 Paquet Petit de Thé en sachet, cette quantité semble anormale pour une consommation des 7 derniers jours.Prière de corriger ou de confirmer avec le QG. Avertissement!! le prix unitaire (100 Fcfa) de Thé en sachet (unité: Paquet) de taille Petit est très faible ou élevé. Prière de corriger ou de confirmer avec le QG. Difficile de consommer le Sel en Boite (Autre que la boite/pot de tomate) Petit prière de verifier. Incohérence!! Dans ce ménage, chaque individus consomme par jour 22.625 Kg  de cereale; Prière de revoir les quantités prises de ces produits.</w:t>
+        <w:t>- Avertissement!! La quantité (7 litre) du produit Huile de soja  consommée  par le ménage semble très élevé, prière de corriger ou confirmer avec le QG. Avertissement!!! Le ménage a consommé 5 Paquet Petit de Thé en sachet, cette quantité semble anormale pour une consommation des 7 derniers jours.Prière de corriger ou de confirmer avec le QG. Avertissement!! le prix unitaire (100 Fcfa) de Thé en sachet (unité: Paquet) de taille Petit est très faible ou élevé. Prière de corriger ou de confirmer avec le QG. Difficile de consommer le Sel en Boite (Autre que la boite/pot de tomate) Petit prière de verifier. Incohérence!! Dans ce ménage, chaque individus consomme par jour 38.28928 Kg  de cereale; Prière de revoir les quantités prises de ces produits.</w:t>
       </w:r>
     </w:p>
     <w:p>
@@ -2707,6 +2684,29 @@
           <w:sz w:val="20"/>
         </w:rPr>
         <w:t>- Prière de renseigner la valeur de ce produit consommé ou stocké par votre ménage au cours des 12 derniers mois, prière de fournir d'effort pour avoir une estimation (s18cq03) au lieu de 9999.</w:t>
+      </w:r>
+    </w:p>
+    <w:p>
+      <w:r>
+        <w:rPr>
+          <w:b/>
+          <w:color w:val="4672C4"/>
+          <w:sz w:val="22"/>
+        </w:rPr>
+        <w:t>&gt;&gt; Section19 - Equipements agricoles</w:t>
+      </w:r>
+    </w:p>
+    <w:p>
+      <w:pPr>
+        <w:ind w:left="283"/>
+      </w:pPr>
+      <w:r>
+        <w:rPr>
+          <w:sz w:val="20"/>
+        </w:rPr>
+        <w:t xml:space="preserve">- Attention ! Hache/pioche a été achété à 20000 Fcfa est relativement élevé par rapport aux autres prix d'achat observés dans cette zone. Prière de corriger ou de confirmer avec le QG. Attention ! Hache/pioche a été revendu à 20000 Fcfa qui est relativement élevé par rapport aux autres prix de revente observés dans cette zone. Prière de corriger ou de confirmer avec le QG. </w:t>
+        <w:br/>
+        <w:t>- Attention ! Houe/daba/hilaire a été achété à 20000 Fcfa est relativement élevé par rapport aux autres prix d'achat observés dans cette zone. Prière de corriger ou de confirmer avec le QG. Attention ! Houe/daba/hilaire a été revendu à 20000 Fcfa qui est relativement élevé par rapport aux autres prix de revente observés dans cette zone. Prière de corriger ou de confirmer avec le QG.</w:t>
       </w:r>
     </w:p>
     <w:p>
@@ -3233,7 +3233,7 @@
         <w:rPr>
           <w:sz w:val="20"/>
         </w:rPr>
-        <w:t>- Attention ! Le prix unitaire d'achat (100 Fcfa) de Citron en Pièce (Petit) est relativement élevé par rapport aux autres prix observés dans cette zone. Prière de corriger ou de confirmer avec le QG. Attention ! Le prix unitaire d'achat (500 Fcfa) de Choux en Kg (taille unique) est relativement faible par rapport aux autres prix observés dans cette zone. Prière de corriger ou de confirmer avec le QG. Avertissement!! La quantité (4.25 litre) du produit Huile de soja  consommée  par le ménage semble très élevé, prière de corriger ou confirmer avec le QG. Avertissement!!! Le ménage a consommé 7 Paquet Petit de Thé en sachet, cette quantité semble anormale pour une consommation des 7 derniers jours.Prière de corriger ou de confirmer avec le QG. Avertissement!! le prix unitaire (150 Fcfa) de Thé en sachet (unité: Paquet) de taille Petit est très faible ou élevé. Prière de corriger ou de confirmer avec le QG. Difficile de consommer le Sel en Boite de tomate/Pot Moyen prière de verifier. Incohérence!! Dans ce ménage, chaque individus consomme par jour 24.96127 Kg  de cereale; Prière de revoir les quantités prises de ces produits. Incohérence!! Dans ce ménage, chaque individus consomme par jour 24.96127 Kg  de cereale; Prière de revoir les quantités prises de ces produits. Incohérence!! Dans ce ménage, chaque individus consomme par jour 24.96127 Kg  de cereale; Prière de revoir les quantités prises de ces produits.</w:t>
+        <w:t>- Attention ! Le prix unitaire d'achat (100 Fcfa) de Citron en Pièce (Petit) est relativement élevé par rapport aux autres prix observés dans cette zone. Prière de corriger ou de confirmer avec le QG. Attention ! Le prix unitaire d'achat (416.6667 Fcfa) de Carpe séchée en Kg (taille unique) est relativement faible par rapport aux autres prix observés dans cette zone. Prière de corriger ou de confirmer avec le QG. Attention ! Le prix unitaire d'achat (700 Fcfa) de Capitaine frais en Kg (taille unique) est relativement faible par rapport aux autres prix observés dans cette zone. Prière de corriger ou de confirmer avec le QG. Avertissement!! La quantité (4.25 litre) du produit Huile de soja  consommée  par le ménage semble très élevé, prière de corriger ou confirmer avec le QG. Avertissement!!! Le ménage a consommé 7 Paquet Petit de Thé en sachet, cette quantité semble anormale pour une consommation des 7 derniers jours.Prière de corriger ou de confirmer avec le QG. Avertissement!! le prix unitaire (150 Fcfa) de Thé en sachet (unité: Paquet) de taille Petit est très faible ou élevé. Prière de corriger ou de confirmer avec le QG. Difficile de consommer le Sel en Boite de tomate/Pot Moyen prière de verifier. Incohérence!! Dans ce ménage, chaque individus consomme par jour 44.12571 Kg  de cereale; Prière de revoir les quantités prises de ces produits. Incohérence!! Dans ce ménage, chaque individus consomme par jour 44.12571 Kg  de cereale; Prière de revoir les quantités prises de ces produits. Incohérence!! Dans ce ménage, chaque individus consomme par jour 44.12571 Kg  de cereale; Prière de revoir les quantités prises de ces produits.</w:t>
       </w:r>
     </w:p>
     <w:p>
@@ -3285,7 +3285,7 @@
           <w:color w:val="4672C4"/>
           <w:sz w:val="22"/>
         </w:rPr>
-        <w:t>&gt;&gt; Section12 - Actifs du menage</w:t>
+        <w:t>&gt;&gt; Section16a - Champs et parcelles</w:t>
       </w:r>
     </w:p>
     <w:p>
@@ -3296,9 +3296,9 @@
         <w:rPr>
           <w:sz w:val="20"/>
         </w:rPr>
-        <w:t xml:space="preserve">- Attention ! Fer à repasser à charbon a été revendu à 5000 Fcfa qui est relativement élevé par rapport aux autres prix de revente observés dans cette zone. Prière de corriger ou de confirmer avec le QG. </w:t>
-        <w:br/>
-        <w:t>- Attention ! Matelas simple a été revendu à 100000 Fcfa qui est relativement élevé par rapport aux autres prix de revente observés dans cette zone. Prière de corriger ou de confirmer avec le QG.</w:t>
+        <w:t xml:space="preserve">- La parcelle Parcelle d’arachide n'a pas été mésurée pour des raisons comme qu'elle est trop petite, GPS en panne et que le Ménage indisponible. Nous vous rappelons que ces raisons ne passent pas pour la non mesure des parcelles prière de les mésurer. </w:t>
+        <w:br/>
+        <w:t>- La superficie de la parcelle MIL selon les mesures GPS est de 244.45 hectare qui semble élevé ou faible, prière de corriger.</w:t>
       </w:r>
     </w:p>
     <w:p>
@@ -3308,7 +3308,7 @@
           <w:color w:val="4672C4"/>
           <w:sz w:val="22"/>
         </w:rPr>
-        <w:t>&gt;&gt; Section16a - Champs et parcelles</w:t>
+        <w:t>&gt;&gt; Section16c - Cultures</w:t>
       </w:r>
     </w:p>
     <w:p>
@@ -3319,9 +3319,7 @@
         <w:rPr>
           <w:sz w:val="20"/>
         </w:rPr>
-        <w:t xml:space="preserve">- La parcelle Parcelle d’arachide n'a pas été mésurée pour des raisons comme qu'elle est trop petite, GPS en panne et que le Ménage indisponible. Nous vous rappelons que ces raisons ne passent pas pour la non mesure des parcelles prière de les mésurer. </w:t>
-        <w:br/>
-        <w:t>- La superficie de la parcelle MIL selon les mesures GPS est de 244.45 hectare qui semble élevé ou faible, prière de corriger.</w:t>
+        <w:t>- La surface qui reste à récolter depasse les 50% et vous dite à la question 16C.13 que La surface récoltée était plus petite que la surface plantée sur cette parcelle, prière de regarder cette incoherence ou confirmer merci. La surface récoltée est plus petite que la surface plantée sur cette parcelle (16C.13=OUI) et le pourcentage de la parcelle qui a été perdue est de 0%, cela étant impossible prière de corriger merci.</w:t>
       </w:r>
     </w:p>
     <w:p>
@@ -3331,7 +3329,7 @@
           <w:color w:val="4672C4"/>
           <w:sz w:val="22"/>
         </w:rPr>
-        <w:t>&gt;&gt; Section16c - Cultures</w:t>
+        <w:t>&gt;&gt; Section16d - Utilisation de la production</w:t>
       </w:r>
     </w:p>
     <w:p>
@@ -3342,7 +3340,7 @@
         <w:rPr>
           <w:sz w:val="20"/>
         </w:rPr>
-        <w:t>- La surface qui reste à récolter depasse les 50% et vous dite à la question 16C.13 que La surface récoltée était plus petite que la surface plantée sur cette parcelle, prière de regarder cette incoherence ou confirmer merci. La surface récoltée est plus petite que la surface plantée sur cette parcelle (16C.13=OUI) et le pourcentage de la parcelle qui a été perdue est de 0%, cela étant impossible prière de corriger merci.</w:t>
+        <w:t>- ||</w:t>
       </w:r>
     </w:p>
     <w:p>
@@ -3352,7 +3350,7 @@
           <w:color w:val="4672C4"/>
           <w:sz w:val="22"/>
         </w:rPr>
-        <w:t>&gt;&gt; Section16d - Utilisation de la production</w:t>
+        <w:t>&gt;&gt; Section19 - Equipements agricoles</w:t>
       </w:r>
     </w:p>
     <w:p>
@@ -3363,30 +3361,9 @@
         <w:rPr>
           <w:sz w:val="20"/>
         </w:rPr>
-        <w:t>- ||</w:t>
-      </w:r>
-    </w:p>
-    <w:p>
-      <w:r>
-        <w:rPr>
-          <w:b/>
-          <w:color w:val="4672C4"/>
-          <w:sz w:val="22"/>
-        </w:rPr>
-        <w:t>&gt;&gt; Section19 - Equipements agricoles</w:t>
-      </w:r>
-    </w:p>
-    <w:p>
-      <w:pPr>
-        <w:ind w:left="283"/>
-      </w:pPr>
-      <w:r>
-        <w:rPr>
-          <w:sz w:val="20"/>
-        </w:rPr>
         <w:t xml:space="preserve">- Avertissement!! Le prix d'achat (200000 FCFA) de Animaux de labour est inférieur aux prix de revente (250000 FCFA), prière de verifier et corriger ou confirmer l'information avec le QG. </w:t>
         <w:br/>
-        <w:t>- Avertissement!! Le prix d'achat (300000 FCFA) de Charrettes est inférieur aux prix de revente (350000 FCFA), prière de verifier et corriger ou confirmer l'information avec le QG. Attention ! Charrettes a été revendu à 300000 Fcfa qui est relativement élevé par rapport aux autres prix de revente observés dans cette zone. Prière de corriger ou de confirmer avec le QG.</w:t>
+        <w:t>- Avertissement!! Le prix d'achat (300000 FCFA) de Charrettes est inférieur aux prix de revente (350000 FCFA), prière de verifier et corriger ou confirmer l'information avec le QG. Attention ! Charrettes a été achété à 300000 Fcfa est relativement élevé par rapport aux autres prix d'achat observés dans cette zone. Prière de corriger ou de confirmer avec le QG. Attention ! Charrettes a été revendu à 300000 Fcfa qui est relativement élevé par rapport aux autres prix de revente observés dans cette zone. Prière de corriger ou de confirmer avec le QG.</w:t>
       </w:r>
     </w:p>
     <w:p>
@@ -3931,7 +3908,7 @@
         <w:rPr>
           <w:sz w:val="20"/>
         </w:rPr>
-        <w:t>- Attention ! Le prix unitaire d'achat (150 Fcfa) de Carotte en Pièce (Petit) est relativement élevé par rapport aux autres prix observés dans cette zone. Prière de corriger ou de confirmer avec le QG. Attention ! Le prix unitaire d'achat (500 Fcfa) de Choux en Kg (taille unique) est relativement faible par rapport aux autres prix observés dans cette zone. Prière de corriger ou de confirmer avec le QG. Avertissement!! La quantité (4.6 litre) du produit Huile d'arachide raffinée consommée  par le ménage semble très élevé, prière de corriger ou confirmer avec le QG. Avertissement!!! Le ménage a consommé 0.12 Kg taille unique de Mâchoiron séchée (Kon), cette quantité semble anormale pour une consommation des 7 derniers jours. prière de corriger ou de confirmer avec le QG. Attention ! Le prix unitaire d'achat (2500 Fcfa) de Mâchoiron séchée (Kon) en Kg (taille unique) est relativement élevé par rapport aux autres prix observés dans cette zone. Prière de corriger ou de confirmer avec le QG. Attention ! Soupçons de quantité anormale! Le ménage de EL HADJI TOURE avec une taille de 11 personnes a consommé .12 Kg en taille unique de Mâchoiron séchée (Kon) qui est relativement élevé comme consommation par rapport à la condition de vie des autres ménages de même taille dans cette zone. Prière de corriger ou de confirmer avec le QG. Avertissement!!! Le ménage a consommé 3 Paquet Petit de Thé en sachet, cette quantité semble anormale pour une consommation des 7 derniers jours.Prière de corriger ou de confirmer avec le QG. Avertissement!! le prix unitaire (150 Fcfa) de Thé en sachet (unité: Paquet) de taille Petit est très faible ou élevé. Prière de corriger ou de confirmer avec le QG. Avertissement!!! Le ménage a consommé 5 Cuillère Moyen de Pâte d'arachide, cette quantité semble anormale pour une consommation des 7 derniers jours. Etes vous sur d'avoir selectionner la bonne unitée ? prière de verifier et corriger. Incoherence!!! Le ménage a consommé 3 Cuillère Moyen de Farine de blé locale ou importée, cette quantité semble anormale pour une consommation des 7 derniers jours, prière de verifier et corriger. Incohérence!! Dans ce ménage, chaque individus consomme par jour 20.66442 Kg  de cereale; Prière de revoir les quantités prises de ces produits.</w:t>
+        <w:t>- Avertissement!! La quantité (4.6 litre) du produit Huile d'arachide raffinée consommée  par le ménage semble très élevé, prière de corriger ou confirmer avec le QG. Avertissement!!! Le ménage a consommé 0.12 Kg taille unique de Mâchoiron séchée (Kon), cette quantité semble anormale pour une consommation des 7 derniers jours. prière de corriger ou de confirmer avec le QG. Attention ! Le prix unitaire d'achat (2500 Fcfa) de Mâchoiron séchée (Kon) en Kg (taille unique) est relativement élevé par rapport aux autres prix observés dans cette zone. Prière de corriger ou de confirmer avec le QG. Attention ! Soupçons de quantité anormale! Le ménage de EL HADJI TOURE avec une taille de 11 personnes a consommé .12 Kg en taille unique de Mâchoiron séchée (Kon) qui est relativement élevé comme consommation par rapport à la condition de vie des autres ménages de même taille dans cette zone. Prière de corriger ou de confirmer avec le QG. Avertissement!!! Le ménage a consommé 3 Paquet Petit de Thé en sachet, cette quantité semble anormale pour une consommation des 7 derniers jours.Prière de corriger ou de confirmer avec le QG. Avertissement!! le prix unitaire (150 Fcfa) de Thé en sachet (unité: Paquet) de taille Petit est très faible ou élevé. Prière de corriger ou de confirmer avec le QG. Avertissement!!! Le ménage a consommé 5 Cuillère Moyen de Pâte d'arachide, cette quantité semble anormale pour une consommation des 7 derniers jours. Etes vous sur d'avoir selectionner la bonne unitée ? prière de verifier et corriger. Incoherence!!! Le ménage a consommé 3 Cuillère Moyen de Farine de blé locale ou importée, cette quantité semble anormale pour une consommation des 7 derniers jours, prière de verifier et corriger. Incohérence!! Dans ce ménage, chaque individus consomme par jour 39.17572 Kg  de cereale; Prière de revoir les quantités prises de ces produits.</w:t>
       </w:r>
     </w:p>
     <w:p>
@@ -4090,7 +4067,7 @@
         <w:rPr>
           <w:sz w:val="20"/>
         </w:rPr>
-        <w:t xml:space="preserve">- Attention ! Charrettes a été revendu à 250000 Fcfa qui est relativement élevé par rapport aux autres prix de revente observés dans cette zone. Prière de corriger ou de confirmer avec le QG. </w:t>
+        <w:t xml:space="preserve">- Attention ! Charrettes a été achété à 250000 Fcfa est relativement élevé par rapport aux autres prix d'achat observés dans cette zone. Prière de corriger ou de confirmer avec le QG. Attention ! Charrettes a été revendu à 250000 Fcfa qui est relativement élevé par rapport aux autres prix de revente observés dans cette zone. Prière de corriger ou de confirmer avec le QG. </w:t>
         <w:br/>
         <w:t xml:space="preserve">- Attention ! Charrue a été achété à 250000 Fcfa est relativement élevé par rapport aux autres prix d'achat observés dans cette zone. Prière de corriger ou de confirmer avec le QG. Attention ! Charrue a été revendu à 250000 Fcfa qui est relativement élevé par rapport aux autres prix de revente observés dans cette zone. Prière de corriger ou de confirmer avec le QG. </w:t>
         <w:br/>
@@ -4583,7 +4560,7 @@
         <w:rPr>
           <w:sz w:val="20"/>
         </w:rPr>
-        <w:t>- Attention ! Le prix unitaire d'achat (100 Fcfa) de Poivre en Sachets (Petit) est relativement élevé par rapport aux autres prix observés dans cette zone. Prière de corriger ou de confirmer avec le QG. Attention ! Le prix unitaire d'achat (250 Fcfa) de Choux en Morceau (Portion) (Moyen) est relativement élevé par rapport aux autres prix observés dans cette zone. Prière de corriger ou de confirmer avec le QG. Attention ! Le prix unitaire d'achat (30 Fcfa) de Cube alimentaire (Maggi, Jumbo, ) en Cube (Petit) est relativement faible par rapport aux autres prix observés dans cette zone. Prière de corriger ou de confirmer avec le QG. Avertissement!! La quantité (6 litre) du produit Huile de palme raffinée consommée  par le ménage semble très élevé, prière de corriger ou confirmer avec le QG. Avertissement!!! Le ménage a consommé 7 Paquet Petit de Thé en sachet, cette quantité semble anormale pour une consommation des 7 derniers jours.Prière de corriger ou de confirmer avec le QG. Avertissement!! le prix unitaire (100 Fcfa) de Thé en sachet (unité: Paquet) de taille Petit est très faible ou élevé. Prière de corriger ou de confirmer avec le QG. Incohérence!! Dans ce ménage, chaque individus consomme par jour 16.17829 Kg  de cereale; Prière de revoir les quantités prises de ces produits. Attention ! Le prix unitaire d'achat (25000 Fcfa) de Riz importé parfumé en Sac (50 Kg) (taille unique) est relativement élevé par rapport aux autres prix observés dans cette zone. Prière de corriger ou de confirmer avec le QG. Le prix d'achat unitaire (1500 Fcfa) de Sel en Sac (10 Kg) de taille taille unique est très faible, prière de regarder les reponses prises dans les questions s07bq07a s07bq07b s07bq07c s07bq08 pour mieux corriger. Difficile de consommer le Sel en Boite (Autre que la boite/pot de tomate) Moyen prière de verifier.</w:t>
+        <w:t>- Attention ! Le prix unitaire d'achat (100 Fcfa) de Poivre en Sachets (Petit) est relativement élevé par rapport aux autres prix observés dans cette zone. Prière de corriger ou de confirmer avec le QG. Attention ! Le prix unitaire d'achat (250 Fcfa) de Choux en Morceau (Portion) (Moyen) est relativement élevé par rapport aux autres prix observés dans cette zone. Prière de corriger ou de confirmer avec le QG. Attention ! Le prix unitaire d'achat (30 Fcfa) de Cube alimentaire (Maggi, Jumbo, ) en Cube (Petit) est relativement faible par rapport aux autres prix observés dans cette zone. Prière de corriger ou de confirmer avec le QG. Avertissement!! La quantité (6 litre) du produit Huile de palme raffinée consommée  par le ménage semble très élevé, prière de corriger ou confirmer avec le QG. Avertissement!!! Le ménage a consommé 7 Paquet Petit de Thé en sachet, cette quantité semble anormale pour une consommation des 7 derniers jours.Prière de corriger ou de confirmer avec le QG. Avertissement!! le prix unitaire (100 Fcfa) de Thé en sachet (unité: Paquet) de taille Petit est très faible ou élevé. Prière de corriger ou de confirmer avec le QG. Incohérence!! Dans ce ménage, chaque individus consomme par jour 26.23867 Kg  de cereale; Prière de revoir les quantités prises de ces produits. Attention ! Le prix unitaire d'achat (25000 Fcfa) de Riz importé parfumé en Sac (50 Kg) (taille unique) est relativement élevé par rapport aux autres prix observés dans cette zone. Prière de corriger ou de confirmer avec le QG. Le prix d'achat unitaire (1500 Fcfa) de Sel en Sac (10 Kg) de taille taille unique est très faible, prière de regarder les reponses prises dans les questions s07bq07a s07bq07b s07bq07c s07bq08 pour mieux corriger. Difficile de consommer le Sel en Boite (Autre que la boite/pot de tomate) Moyen prière de verifier.</w:t>
       </w:r>
     </w:p>
     <w:p>
@@ -4768,6 +4745,29 @@
           <w:sz w:val="20"/>
         </w:rPr>
         <w:t>- Prière de renseigner la valeur de ce produit consommé ou stocké par votre ménage au cours des 12 derniers mois, prière de fournir d'effort pour avoir une estimation (s18cq03) au lieu de 9999.</w:t>
+      </w:r>
+    </w:p>
+    <w:p>
+      <w:r>
+        <w:rPr>
+          <w:b/>
+          <w:color w:val="4672C4"/>
+          <w:sz w:val="22"/>
+        </w:rPr>
+        <w:t>&gt;&gt; Section19 - Equipements agricoles</w:t>
+      </w:r>
+    </w:p>
+    <w:p>
+      <w:pPr>
+        <w:ind w:left="283"/>
+      </w:pPr>
+      <w:r>
+        <w:rPr>
+          <w:sz w:val="20"/>
+        </w:rPr>
+        <w:t xml:space="preserve">- Attention ! Hache/pioche a été achété à 20000 Fcfa est relativement élevé par rapport aux autres prix d'achat observés dans cette zone. Prière de corriger ou de confirmer avec le QG. Attention ! Hache/pioche a été revendu à 20000 Fcfa qui est relativement élevé par rapport aux autres prix de revente observés dans cette zone. Prière de corriger ou de confirmer avec le QG. </w:t>
+        <w:br/>
+        <w:t>- Attention ! Houe/daba/hilaire a été achété à 25000 Fcfa est relativement élevé par rapport aux autres prix d'achat observés dans cette zone. Prière de corriger ou de confirmer avec le QG. Attention ! Houe/daba/hilaire a été revendu à 25000 Fcfa qui est relativement élevé par rapport aux autres prix de revente observés dans cette zone. Prière de corriger ou de confirmer avec le QG.</w:t>
       </w:r>
     </w:p>
     <w:p>
@@ -5187,13 +5187,13 @@
         <w:br/>
         <w:t xml:space="preserve">- Peu probable! katim toure  n'arrive pas  à comprendre un petit texte lu dans une langue locale (s02q03). Veuillez corriger ou donner des explications au QG. </w:t>
         <w:br/>
-        <w:t xml:space="preserve">- Peu probable! mbombe  toure  n'arrive pas  à comprendre un petit texte lu dans une langue locale (s02q03). Veuillez corriger ou donner des explications au QG. Peu plausible mbombe  toure fréquente au minimum le fondamental 1 mais ne sait ni lire ni comprendre la langue française, prière de corriger ou de confirmer avec le QG merci. Avertissement!! mbombe  toure fréquente au minimum la troisième année de fondamental 1 mais ne sait pas écrire, prière de corriger ou confirmer avec le QG.  Incohérence ! le montant payé de mbombe  toure pour les frais de scolarité est très faible. veuillez, s'il vous plait, confirmer ces informations avec le QG ou apporter les corrections nécessaires.  Incohérence ! seulement les écoles gouvermentales paient les cotisations (Gouvernement, communauté, ONG ou organisation humanitaire). veuillez, s'il vous plait, confirmer cette information de mbombe  toure avec le QG ou apporter les corrections nécessaires. Dans les milieux ruraux les frais d'uniformes de mbombe  toure sont peut-être obligatoire et sont payés aussi dans les écoles privés, prière de verifier pour corriger ou confirmer avec le QG. </w:t>
-        <w:br/>
-        <w:t xml:space="preserve">- Peu probable! ndeye toure  n'arrive pas  à comprendre un petit texte lu dans une langue locale (s02q03). Veuillez corriger ou donner des explications au QG. Peu plausible ndeye toure fréquente au minimum le fondamental 1 mais ne sait ni lire ni comprendre la langue française, prière de corriger ou de confirmer avec le QG merci.  Incohérence ! le montant payé de ndeye toure pour les frais de scolarité est très faible. veuillez, s'il vous plait, confirmer ces informations avec le QG ou apporter les corrections nécessaires.  Incohérence ! seulement les écoles gouvermentales paient les cotisations (Gouvernement, communauté, ONG ou organisation humanitaire). veuillez, s'il vous plait, confirmer cette information de ndeye toure avec le QG ou apporter les corrections nécessaires. Dans les milieux ruraux les frais d'uniformes de ndeye toure sont peut-être obligatoire et sont payés aussi dans les écoles privés, prière de verifier pour corriger ou confirmer avec le QG. </w:t>
-        <w:br/>
-        <w:t xml:space="preserve">- Peu probable! omar toure  n'arrive pas  à comprendre un petit texte lu dans une langue locale (s02q03). Veuillez corriger ou donner des explications au QG. Peu plausible omar toure fréquente au minimum le fondamental 1 mais ne sait ni lire ni comprendre la langue française, prière de corriger ou de confirmer avec le QG merci.  Incohérence ! le montant payé de omar toure pour les frais de scolarité est très faible. veuillez, s'il vous plait, confirmer ces informations avec le QG ou apporter les corrections nécessaires.  Incohérence ! seulement les écoles gouvermentales paient les cotisations (Gouvernement, communauté, ONG ou organisation humanitaire). veuillez, s'il vous plait, confirmer cette information de omar toure avec le QG ou apporter les corrections nécessaires. Le montant des frais pour les cahiers et autres matériels scolaires pour l'année scolaire de omar toure est faible ou élevé, veuillez, s'il vous plait, confirmer ces informations avec le QG ou apporter les corrections nécessaires. Dans les milieux ruraux les frais d'uniformes de omar toure sont peut-être obligatoire et sont payés aussi dans les écoles privés, prière de verifier pour corriger ou confirmer avec le QG. </w:t>
-        <w:br/>
-        <w:t>- Peu probable! seuynabou toure  n'arrive pas  à comprendre un petit texte lu dans une langue locale (s02q03). Veuillez corriger ou donner des explications au QG. Peu plausible seuynabou toure fréquente au minimum le fondamental 1 mais ne sait ni lire ni comprendre la langue française, prière de corriger ou de confirmer avec le QG merci. Avertissement!! seuynabou toure fréquente au minimum la troisième année de fondamental 1 mais ne sait pas écrire, prière de corriger ou confirmer avec le QG.  Incohérence ! le montant payé de seuynabou toure pour les frais de scolarité est très faible. veuillez, s'il vous plait, confirmer ces informations avec le QG ou apporter les corrections nécessaires.  Incohérence ! seulement les écoles gouvermentales paient les cotisations (Gouvernement, communauté, ONG ou organisation humanitaire). veuillez, s'il vous plait, confirmer cette information de seuynabou toure avec le QG ou apporter les corrections nécessaires. Dans les milieux ruraux les frais d'uniformes de seuynabou toure sont peut-être obligatoire et sont payés aussi dans les écoles privés, prière de verifier pour corriger ou confirmer avec le QG. Attention ! Le frais de scolarité (20000 Fcfa) de seuynabou toure en 6ème année de Primaire est relativement élevé par rapport aux autres frais de scolarités observés dans cette zone. Prière de corriger ou de confirmer avec le QG.</w:t>
+        <w:t xml:space="preserve">- Peu probable! mbombe  toure  n'arrive pas  à comprendre un petit texte lu dans une langue locale (s02q03). Veuillez corriger ou donner des explications au QG. Peu plausible mbombe  toure fréquente au minimum le fondamental 1 mais ne sait ni lire ni comprendre la langue française, prière de corriger ou de confirmer avec le QG merci. Avertissement!! mbombe  toure fréquente au minimum la troisième année de fondamental 1 mais ne sait pas écrire, prière de corriger ou confirmer avec le QG.  Incohérence ! le montant payé de mbombe  toure pour les frais de scolarité est très faible. veuillez, s'il vous plait, confirmer ces informations avec le QG ou apporter les corrections nécessaires.  Incohérence ! seulement les écoles gouvermentales paient les cotisations (Gouvernement, communauté, ONG ou organisation humanitaire). veuillez, s'il vous plait, confirmer cette information de mbombe  toure avec le QG ou apporter les corrections nécessaires. Dans les milieux ruraux les frais d'uniformes de mbombe  toure sont peut-être obligatoire et sont payés aussi dans les écoles privés, prière de verifier pour corriger ou confirmer avec le QG. Attention ! Le frais de scolarité (5000 Fcfa) de mbombe  toure en 5ème année de Primaire est relativement élevé par rapport aux autres frais de scolarités observés dans cette zone. Prière de corriger ou de confirmer avec le QG. </w:t>
+        <w:br/>
+        <w:t xml:space="preserve">- Peu probable! ndeye toure  n'arrive pas  à comprendre un petit texte lu dans une langue locale (s02q03). Veuillez corriger ou donner des explications au QG. Peu plausible ndeye toure fréquente au minimum le fondamental 1 mais ne sait ni lire ni comprendre la langue française, prière de corriger ou de confirmer avec le QG merci.  Incohérence ! le montant payé de ndeye toure pour les frais de scolarité est très faible. veuillez, s'il vous plait, confirmer ces informations avec le QG ou apporter les corrections nécessaires.  Incohérence ! seulement les écoles gouvermentales paient les cotisations (Gouvernement, communauté, ONG ou organisation humanitaire). veuillez, s'il vous plait, confirmer cette information de ndeye toure avec le QG ou apporter les corrections nécessaires. Dans les milieux ruraux les frais d'uniformes de ndeye toure sont peut-être obligatoire et sont payés aussi dans les écoles privés, prière de verifier pour corriger ou confirmer avec le QG. Attention ! Le frais de scolarité (5000 Fcfa) de ndeye toure en 1ére année de Primaire est relativement élevé par rapport aux autres frais de scolarités observés dans cette zone. Prière de corriger ou de confirmer avec le QG. </w:t>
+        <w:br/>
+        <w:t xml:space="preserve">- Peu probable! omar toure  n'arrive pas  à comprendre un petit texte lu dans une langue locale (s02q03). Veuillez corriger ou donner des explications au QG. Peu plausible omar toure fréquente au minimum le fondamental 1 mais ne sait ni lire ni comprendre la langue française, prière de corriger ou de confirmer avec le QG merci.  Incohérence ! le montant payé de omar toure pour les frais de scolarité est très faible. veuillez, s'il vous plait, confirmer ces informations avec le QG ou apporter les corrections nécessaires.  Incohérence ! seulement les écoles gouvermentales paient les cotisations (Gouvernement, communauté, ONG ou organisation humanitaire). veuillez, s'il vous plait, confirmer cette information de omar toure avec le QG ou apporter les corrections nécessaires. Le montant des frais pour les cahiers et autres matériels scolaires pour l'année scolaire de omar toure est faible ou élevé, veuillez, s'il vous plait, confirmer ces informations avec le QG ou apporter les corrections nécessaires. Dans les milieux ruraux les frais d'uniformes de omar toure sont peut-être obligatoire et sont payés aussi dans les écoles privés, prière de verifier pour corriger ou confirmer avec le QG. Attention ! Le frais de scolarité (5000 Fcfa) de omar toure en 1ére année de Primaire est relativement élevé par rapport aux autres frais de scolarités observés dans cette zone. Prière de corriger ou de confirmer avec le QG. </w:t>
+        <w:br/>
+        <w:t>- Peu probable! seuynabou toure  n'arrive pas  à comprendre un petit texte lu dans une langue locale (s02q03). Veuillez corriger ou donner des explications au QG. Peu plausible seuynabou toure fréquente au minimum le fondamental 1 mais ne sait ni lire ni comprendre la langue française, prière de corriger ou de confirmer avec le QG merci. Avertissement!! seuynabou toure fréquente au minimum la troisième année de fondamental 1 mais ne sait pas écrire, prière de corriger ou confirmer avec le QG.  Incohérence ! le montant payé de seuynabou toure pour les frais de scolarité est très faible. veuillez, s'il vous plait, confirmer ces informations avec le QG ou apporter les corrections nécessaires.  Incohérence ! seulement les écoles gouvermentales paient les cotisations (Gouvernement, communauté, ONG ou organisation humanitaire). veuillez, s'il vous plait, confirmer cette information de seuynabou toure avec le QG ou apporter les corrections nécessaires. Dans les milieux ruraux les frais d'uniformes de seuynabou toure sont peut-être obligatoire et sont payés aussi dans les écoles privés, prière de verifier pour corriger ou confirmer avec le QG. Attention ! Le frais de scolarité (20000 Fcfa) de seuynabou toure en 6ème année de Primaire est relativement élevé par rapport aux autres frais de scolarités observés dans cette zone. Prière de corriger ou de confirmer avec le QG. Attention ! Le frais de scolarité (5000 Fcfa) de seuynabou toure en 6ème année de Primaire est relativement élevé par rapport aux autres frais de scolarités observés dans cette zone. Prière de corriger ou de confirmer avec le QG.</w:t>
       </w:r>
     </w:p>
     <w:p>
@@ -5349,7 +5349,7 @@
         <w:rPr>
           <w:sz w:val="20"/>
         </w:rPr>
-        <w:t>- La dernière fois que vous avez acheté Feuilles de Epinar est propre récolte et semble exister dans les modalités, prière de prendre attache avec le QG pour plus d'explication afin de la classer bien.  La dernière fois que vous avez acheté Manioc en tubercules est propre récolte et semble exister dans les modalités, prière de prendre attache avec le QG pour plus d'explication afin de la classer bien. Attention ! Le prix unitaire d'achat (100 Fcfa) de Piment séché en Sachets (Tres petit) est relativement élevé par rapport aux autres prix observés dans cette zone. Prière de corriger ou de confirmer avec le QG. Attention ! Le prix unitaire d'achat (1000 Fcfa) de Choux en Kg (taille unique) est relativement élevé par rapport aux autres prix observés dans cette zone. Prière de corriger ou de confirmer avec le QG. Avertissement!! La quantité (12 litre) du produit Huile de soja  consommée  par le ménage semble très élevé, prière de corriger ou confirmer avec le QG. Avertissement!!! Le ménage a consommé 14 Litre taille unique de Lait frais de vache, cette quantité semble anormale pour une consommation des 7 derniers jours.Prière de corriger ou de confirmer avec le QG. Avertissement!!! Le ménage a consommé 42 Sachets Tres petit de Sucre en poudre , cette quantité semble anormale pour une consommation des 7 derniers jours.Prière de corriger ou de confirmer avec le QG. Avertissement!!! Le ménage a consommé 6 Cuillère Moyen de Pâte d'arachide, cette quantité semble anormale pour une consommation des 7 derniers jours. Etes vous sur d'avoir selectionner la bonne unitée ? prière de verifier et corriger.  La dernière fois que vous avez acheté Pâte d'arachide est propre récolte et semble exister dans les modalités, prière de prendre attache avec le QG pour plus d'explication afin de la classer bien. Avertissement!!! Le ménage a consommé 7 Paquet Petit de Thé en sachet, cette quantité semble anormale pour une consommation des 7 derniers jours.Prière de corriger ou de confirmer avec le QG. Avertissement!!!Le ménage a consommé 81 Cube de Petit de Cube alimentaire (Maggi, Jumbo, )  ce qui semble incoherent pour une consommation aucours des 7 derniers jours, prière de verifier et corriger. Avertissement!!! Le ménage a consommé 81 Cube Petit de Cube alimentaire (Maggi, Jumbo, ), cette quantité semble anormale pour une consommation des 7 derniers jours.Prière de corriger ou de confirmer avec le QG. Incohérence!! Dans ce ménage, chaque individus consomme par jour 1.520408 Kg  de cereale; Prière de revoir les quantités prises de ces produits. Incohérence!! Dans ce ménage, chaque individus consomme par jour 1.520408 Kg  de cereale; Prière de revoir les quantités prises de ces produits. Incohérence!! Dans ce ménage, chaque individus consomme par jour 1.520408 Kg  de cereale; Prière de revoir les quantités prises de ces produits. Le prix d'achat unitaire (1000 Fcfa) de Sel en Sac (10 Kg) de taille taille unique est très faible, prière de regarder les reponses prises dans les questions s07bq07a s07bq07b s07bq07c s07bq08 pour mieux corriger.</w:t>
+        <w:t>- La dernière fois que vous avez acheté Feuilles de Epinar est propre récolte et semble exister dans les modalités, prière de prendre attache avec le QG pour plus d'explication afin de la classer bien.  La dernière fois que vous avez acheté Manioc en tubercules est propre récolte et semble exister dans les modalités, prière de prendre attache avec le QG pour plus d'explication afin de la classer bien. Attention ! Le prix unitaire d'achat (100 Fcfa) de Piment séché en Sachets (Tres petit) est relativement élevé par rapport aux autres prix observés dans cette zone. Prière de corriger ou de confirmer avec le QG. Attention ! Soupçons de quantité anormale! Le ménage de KATIM TOURE avec une taille de 14 personnes a consommé 9 Kg en taille unique de Oignon frais qui est relativement élevé comme consommation par rapport à la condition de vie des autres ménages de même taille dans cette zone. Prière de corriger ou de confirmer avec le QG. Avertissement!! La quantité (12 litre) du produit Huile de soja  consommée  par le ménage semble très élevé, prière de corriger ou confirmer avec le QG. Attention ! Soupçons de quantité anormale! Le ménage de KATIM TOURE avec une taille de 14 personnes a consommé 12 Litre en taille unique de Huile de soja  qui est relativement élevé comme consommation par rapport à la condition de vie des autres ménages de même taille dans cette zone. Prière de corriger ou de confirmer avec le QG. Avertissement!!! Le ménage a consommé 14 Litre taille unique de Lait frais de vache, cette quantité semble anormale pour une consommation des 7 derniers jours.Prière de corriger ou de confirmer avec le QG. Avertissement!!! Le ménage a consommé 42 Sachets Tres petit de Sucre en poudre , cette quantité semble anormale pour une consommation des 7 derniers jours.Prière de corriger ou de confirmer avec le QG. Avertissement!!! Le ménage a consommé 6 Cuillère Moyen de Pâte d'arachide, cette quantité semble anormale pour une consommation des 7 derniers jours. Etes vous sur d'avoir selectionner la bonne unitée ? prière de verifier et corriger.  La dernière fois que vous avez acheté Pâte d'arachide est propre récolte et semble exister dans les modalités, prière de prendre attache avec le QG pour plus d'explication afin de la classer bien. Avertissement!!! Le ménage a consommé 7 Paquet Petit de Thé en sachet, cette quantité semble anormale pour une consommation des 7 derniers jours.Prière de corriger ou de confirmer avec le QG. Attention ! Le prix unitaire d'achat (1000 Fcfa) de Thé en sachet en Paquet (Moyen) est relativement élevé par rapport aux autres prix observés dans cette zone. Prière de corriger ou de confirmer avec le QG. Avertissement!!!Le ménage a consommé 81 Cube de Petit de Cube alimentaire (Maggi, Jumbo, )  ce qui semble incoherent pour une consommation aucours des 7 derniers jours, prière de verifier et corriger. Avertissement!!! Le ménage a consommé 81 Cube Petit de Cube alimentaire (Maggi, Jumbo, ), cette quantité semble anormale pour une consommation des 7 derniers jours.Prière de corriger ou de confirmer avec le QG. Incohérence!! Dans ce ménage, chaque individus consomme par jour 1.520408 Kg  de cereale; Prière de revoir les quantités prises de ces produits. Incohérence!! Dans ce ménage, chaque individus consomme par jour 1.520408 Kg  de cereale; Prière de revoir les quantités prises de ces produits. Incohérence!! Dans ce ménage, chaque individus consomme par jour 1.520408 Kg  de cereale; Prière de revoir les quantités prises de ces produits. Le prix d'achat unitaire (1000 Fcfa) de Sel en Sac (10 Kg) de taille taille unique est très faible, prière de regarder les reponses prises dans les questions s07bq07a s07bq07b s07bq07c s07bq08 pour mieux corriger.</w:t>
       </w:r>
     </w:p>
     <w:p>
@@ -5437,7 +5437,7 @@
         <w:rPr>
           <w:sz w:val="20"/>
         </w:rPr>
-        <w:t>- Les informations sur ces entrepises non agricole manquent, prière de les renseigner. Le montant obtenus sur les services rendus par l'entreprise ##N/A## au cours des 30 derniers jours ou durant le dernier mois où l'entreprise a fonctionné n'a pas été renseigné, prière de mettre de 0 si l'entreprise n'a pas rendu de service. Prière de renseigner les montants dans les champs (s10q46 s10q47 s10q48 s10q49 s10q50 s10q51 s10q52 s10q53 s10q54 s10q55 s10q56 s10q57), mettre 0 si l'entreprise ##N/A## n'a pas effectué des dépenses ou faire des reventes des marchandises ou des produits ou rendre de service.Cette entreprise ##N/A## dit avoir obtenu une valeur sur les marchandises vendu en etat, les marchandises vendu après transformation et les services rendus. Prière de corriger. Cette entreprise ##N/A## dit avoir obtenu une valeur sur les marchandises vendu en etat et les marchandises vendu après transformation. La main d'oeuvre sariale de seuynabou toure ayant travaillé dans cette entreprise ##N/A## aucours des 30 derniers jours n'est pas renseigner. Prière de reneigner toutes les informations qui lui concerne.</w:t>
+        <w:t>- Les informations sur ces entrepises non agricole manquent, prière de les renseigner. Le montant obtenus sur les services rendus par l'entreprise ##N/A## au cours des 30 derniers jours ou durant le dernier mois où l'entreprise a fonctionné n'a pas été renseigné, prière de mettre de 0 si l'entreprise n'a pas rendu de service. Prière de renseigner les montants dans les champs (s10q46 s10q47 s10q48 s10q49 s10q50 s10q51 s10q52 s10q53 s10q54 s10q55 s10q56 s10q57), mettre 0 si l'entreprise ##N/A## n'a pas effectué des dépenses ou faire des reventes des marchandises ou des produits ou rendre de service.Cette entreprise ##N/A## dit avoir obtenu une valeur sur les marchandises vendu en etat, les marchandises vendu après transformation et les services rendus. Prière de corriger. Cette entreprise ##N/A## dit avoir obtenu une valeur sur les marchandises vendu en etat et les marchandises vendu après transformation. La main d'oeuvre sariale de MARIAMA TOURE ayant travaillé dans cette entreprise ##N/A## aucours des 30 derniers jours n'est pas renseigner. Prière de reneigner toutes les informations qui lui concerne.</w:t>
       </w:r>
     </w:p>
     <w:p>
@@ -5479,8 +5479,6 @@
         <w:rPr>
           <w:sz w:val="20"/>
         </w:rPr>
-        <w:t xml:space="preserve">- Attention ! Bonbonne de gaz a été revendu à 5000 Fcfa qui est relativement faible par rapport aux autres prix de revente observés dans cette zone. Prière de corriger ou de confirmer avec le QG. </w:t>
-        <w:br/>
         <w:t xml:space="preserve">- Le nombre d'article ( Matelas simple)  dans ce ménages est élevé (10000), prière de corriger ou confirmer avec le QG. </w:t>
         <w:br/>
         <w:t>- Le prix d'achat de l'article  Moto/Vélomoteur/Tricycle à moteur ne doit pas être égal 0 même si le ménage l'a reçu en cadeau prière de leurs aider à faire une estimations. Le prix de revente de l'article  Moto/Vélomoteur/Tricycle à moteur ne doit pas être égal 0 même si le ménage l'a reçu en cadeau prière de leurs aider à faire une estimations.</w:t>
@@ -5662,9 +5660,9 @@
         <w:rPr>
           <w:sz w:val="20"/>
         </w:rPr>
-        <w:t xml:space="preserve">- Attention ! Machette a été revendu à 3000 Fcfa qui est relativement élevé par rapport aux autres prix de revente observés dans cette zone. Prière de corriger ou de confirmer avec le QG. </w:t>
-        <w:br/>
-        <w:t xml:space="preserve">- Attention ! Semoir a été achété à 150000 Fcfa est relativement élevé par rapport aux autres prix d'achat observés dans cette zone. Prière de corriger ou de confirmer avec le QG. Attention ! Semoir a été revendu à 150000 Fcfa qui est relativement élevé par rapport aux autres prix de revente observés dans cette zone. Prière de corriger ou de confirmer avec le QG. </w:t>
+        <w:t xml:space="preserve">- Attention ! Autre (à préciser) a été revendu à 150000 Fcfa qui est relativement élevé par rapport aux autres prix de revente observés dans cette zone. Prière de corriger ou de confirmer avec le QG. </w:t>
+        <w:br/>
+        <w:t xml:space="preserve">- Attention ! Herse a été revendu à 2500 Fcfa qui est relativement élevé par rapport aux autres prix de revente observés dans cette zone. Prière de corriger ou de confirmer avec le QG. </w:t>
         <w:br/>
         <w:t>- Avertissement!! Le prix d'achat (350000 FCFA) de Animaux de labour est inférieur aux prix de revente (500000 FCFA), prière de verifier et corriger ou confirmer l'information avec le QG.</w:t>
       </w:r>
@@ -6255,7 +6253,7 @@
         <w:rPr>
           <w:sz w:val="20"/>
         </w:rPr>
-        <w:t>- Avertissement!! La quantité (8 litre) du produit Huile de soja  consommée  par le ménage semble très élevé, prière de corriger ou confirmer avec le QG. Avertissement!!! Le ménage a consommé 17.5 Kg taille unique de Capitaine frais, cette quantité semble anormale pour une consommation des 7 derniers jours.Prière de corriger ou de confirmer avec le QG. Avertissement!!! Le ménage a consommé 7 Paquet Moyen de Thé en sachet, cette quantité semble anormale pour une consommation des 7 derniers jours.Prière de corriger ou de confirmer avec le QG. Avertissement!! le prix unitaire (21.42857 Fcfa) de Thé en sachet (unité: Paquet) de taille Moyen est très faible ou élevé. Prière de corriger ou de confirmer avec le QG. Avertissement!!! Le ménage a consommé 7 Seau de 10l taille unique de Pâte d'arachide, cette quantité semble anormale pour une consommation des 7 derniers jours, prière de verifier et corriger. Difficile de consommer le Sel en Boite de tomate/Pot Moyen prière de verifier. Incohérence!! Dans ce ménage, chaque individus consomme par jour 13.97679 Kg  de cereale; Prière de revoir les quantités prises de ces produits. Incohérence!! Dans ce ménage, chaque individus consomme par jour 13.97679 Kg  de cereale; Prière de revoir les quantités prises de ces produits. Incohérence!! Dans ce ménage, chaque individus consomme par jour 13.97679 Kg  de cereale; Prière de revoir les quantités prises de ces produits. Le prix d'achat unitaire (200 Fcfa) de Carpe séchée en Kg de taille  taille unique  est très faible, prière de regarder les reponses prises dans les questions s07bq07a s07bq07b s07bq07c s07bq08 pour mieux corriger.</w:t>
+        <w:t>- Attention ! Le prix unitaire d'achat (500 Fcfa) de Piment séché en Sachets (Moyen) est relativement élevé par rapport aux autres prix observés dans cette zone. Prière de corriger ou de confirmer avec le QG. Attention ! Le prix unitaire d'achat (500 Fcfa) de Poivre en Sachets (Moyen) est relativement élevé par rapport aux autres prix observés dans cette zone. Prière de corriger ou de confirmer avec le QG. Avertissement!! La quantité (8 litre) du produit Huile de soja  consommée  par le ménage semble très élevé, prière de corriger ou confirmer avec le QG. Avertissement!!! Le ménage a consommé 17.5 Kg taille unique de Capitaine frais, cette quantité semble anormale pour une consommation des 7 derniers jours.Prière de corriger ou de confirmer avec le QG. Avertissement!!! Le ménage a consommé 7 Paquet Moyen de Thé en sachet, cette quantité semble anormale pour une consommation des 7 derniers jours.Prière de corriger ou de confirmer avec le QG. Avertissement!! le prix unitaire (21.42857 Fcfa) de Thé en sachet (unité: Paquet) de taille Moyen est très faible ou élevé. Prière de corriger ou de confirmer avec le QG. Attention ! Le prix unitaire d'achat (21.42857 Fcfa) de Thé en sachet en Paquet (Moyen) est relativement faible par rapport aux autres prix observés dans cette zone. Prière de corriger ou de confirmer avec le QG. Avertissement!!! Le ménage a consommé 7 Seau de 10l taille unique de Pâte d'arachide, cette quantité semble anormale pour une consommation des 7 derniers jours, prière de verifier et corriger. Difficile de consommer le Sel en Boite de tomate/Pot Moyen prière de verifier. Incohérence!! Dans ce ménage, chaque individus consomme par jour 22.5625 Kg  de cereale; Prière de revoir les quantités prises de ces produits. Incohérence!! Dans ce ménage, chaque individus consomme par jour 22.5625 Kg  de cereale; Prière de revoir les quantités prises de ces produits. Incohérence!! Dans ce ménage, chaque individus consomme par jour 22.5625 Kg  de cereale; Prière de revoir les quantités prises de ces produits. Le prix d'achat unitaire (200 Fcfa) de Carpe séchée en Kg de taille  taille unique  est très faible, prière de regarder les reponses prises dans les questions s07bq07a s07bq07b s07bq07c s07bq08 pour mieux corriger. Attention ! Le prix unitaire d'achat (200 Fcfa) de Carpe séchée en Kg (taille unique) est relativement faible par rapport aux autres prix observés dans cette zone. Prière de corriger ou de confirmer avec le QG.</w:t>
       </w:r>
     </w:p>
     <w:p>
@@ -6865,7 +6863,7 @@
         <w:rPr>
           <w:sz w:val="20"/>
         </w:rPr>
-        <w:t>- La dernière fois que vous avez acheté Capitaine frais est vendeur de poisson et semble exister dans les modalités, prière de prendre attache avec le QG pour plus d'explication afin de la classer bien. Attention ! Le prix unitaire d'achat (150 Fcfa) de Aubergine   en Pièce (Moyen) est relativement élevé par rapport aux autres prix observés dans cette zone. Prière de corriger ou de confirmer avec le QG. Attention ! Le prix unitaire d'achat (25 Fcfa) de Piment séché en Sachets (Petit) est relativement faible par rapport aux autres prix observés dans cette zone. Prière de corriger ou de confirmer avec le QG. Avertissement!! La quantité (10 litre) du produit Huile de soja  consommée  par le ménage semble très élevé, prière de corriger ou confirmer avec le QG. Avertissement!!! Le ménage a consommé 10 Cuillère Moyen de Pâte d'arachide, cette quantité semble anormale pour une consommation des 7 derniers jours. Etes vous sur d'avoir selectionner la bonne unitée ? prière de verifier et corriger. Avertissement!!! Le ménage a consommé 7 Paquet Petit de Thé en sachet, cette quantité semble anormale pour une consommation des 7 derniers jours.Prière de corriger ou de confirmer avec le QG. Avertissement!! le prix unitaire (100 Fcfa) de Thé en sachet (unité: Paquet) de taille Petit est très faible ou élevé. Prière de corriger ou de confirmer avec le QG. Incohérence!! Dans ce ménage, chaque individus consomme par jour 13.03009 Kg  de cereale; Prière de revoir les quantités prises de ces produits. Le prix d'achat unitaire (1500 Fcfa) de Sel en Sac (25 Kg) de taille taille unique est très faible, prière de regarder les reponses prises dans les questions s07bq07a s07bq07b s07bq07c s07bq08 pour mieux corriger. Difficile de consommer le Sel en Boite (Autre que la boite/pot de tomate) Petit prière de verifier.</w:t>
+        <w:t>- La dernière fois que vous avez acheté Capitaine frais est vendeur de poisson et semble exister dans les modalités, prière de prendre attache avec le QG pour plus d'explication afin de la classer bien. Attention ! Le prix unitaire d'achat (200 Fcfa) de Carpe séchée en Morceau (Portion) (Moyen) est relativement élevé par rapport aux autres prix observés dans cette zone. Prière de corriger ou de confirmer avec le QG. Attention ! Le prix unitaire d'achat (25 Fcfa) de Piment séché en Sachets (Petit) est relativement faible par rapport aux autres prix observés dans cette zone. Prière de corriger ou de confirmer avec le QG. Avertissement!! La quantité (10 litre) du produit Huile de soja  consommée  par le ménage semble très élevé, prière de corriger ou confirmer avec le QG. Avertissement!!! Le ménage a consommé 10 Cuillère Moyen de Pâte d'arachide, cette quantité semble anormale pour une consommation des 7 derniers jours. Etes vous sur d'avoir selectionner la bonne unitée ? prière de verifier et corriger. Avertissement!!! Le ménage a consommé 7 Paquet Petit de Thé en sachet, cette quantité semble anormale pour une consommation des 7 derniers jours.Prière de corriger ou de confirmer avec le QG. Avertissement!! le prix unitaire (100 Fcfa) de Thé en sachet (unité: Paquet) de taille Petit est très faible ou élevé. Prière de corriger ou de confirmer avec le QG. Incohérence!! Dans ce ménage, chaque individus consomme par jour 25.38054 Kg  de cereale; Prière de revoir les quantités prises de ces produits. Le prix d'achat unitaire (1500 Fcfa) de Sel en Sac (25 Kg) de taille taille unique est très faible, prière de regarder les reponses prises dans les questions s07bq07a s07bq07b s07bq07c s07bq08 pour mieux corriger. Difficile de consommer le Sel en Boite (Autre que la boite/pot de tomate) Petit prière de verifier.</w:t>
       </w:r>
     </w:p>
     <w:p>
@@ -7043,7 +7041,9 @@
         <w:rPr>
           <w:sz w:val="20"/>
         </w:rPr>
-        <w:t>- Attention ! Hache/pioche a été revendu à 40000 Fcfa qui est relativement élevé par rapport aux autres prix de revente observés dans cette zone. Prière de corriger ou de confirmer avec le QG.</w:t>
+        <w:t xml:space="preserve">- Attention ! Hache/pioche a été achété à 40000 Fcfa est relativement élevé par rapport aux autres prix d'achat observés dans cette zone. Prière de corriger ou de confirmer avec le QG. Attention ! Hache/pioche a été revendu à 40000 Fcfa qui est relativement élevé par rapport aux autres prix de revente observés dans cette zone. Prière de corriger ou de confirmer avec le QG. </w:t>
+        <w:br/>
+        <w:t>- Attention ! Houe/daba/hilaire a été achété à 40000 Fcfa est relativement élevé par rapport aux autres prix d'achat observés dans cette zone. Prière de corriger ou de confirmer avec le QG. Attention ! Houe/daba/hilaire a été revendu à 40000 Fcfa qui est relativement élevé par rapport aux autres prix de revente observés dans cette zone. Prière de corriger ou de confirmer avec le QG.</w:t>
       </w:r>
     </w:p>
     <w:p>
@@ -7400,6 +7400,8 @@
         <w:rPr>
           <w:sz w:val="20"/>
         </w:rPr>
+        <w:t xml:space="preserve">- Attention ! Le montant (4000 Fcfa) dépensé ou reçu en cadeau pour les recharges internet ou de forfaits de données mobiles(hors appels vocaux), aucours des 30 derniers jours de  Modou toure est relativement élevé par rapport aux autres montants depansés observés dans cette zone. Prière de corriger ou de confirmer avec le QG. </w:t>
+        <w:br/>
         <w:t xml:space="preserve">- Les informations sur l'acte de naissance (ni Jours, ni mois et ni années) de  AWA TOURE  manquent, s'il vous plait pouvez-vous fournir d'effort pour avoir ces informations. Incoherence! AWA TOURE dispose d'un téléphone portable à s01q39, donc la raison évoquée ne peut pas être (ne dispose pas d'appareil). </w:t>
         <w:br/>
         <w:t xml:space="preserve">- Les informations sur l'acte de naissance (ni Jours, ni mois et ni années) de  AÏSSATOU CISSE  manquent, s'il vous plait pouvez-vous fournir d'effort pour avoir ces informations. </w:t>
@@ -7860,8 +7862,6 @@
         <w:rPr>
           <w:sz w:val="20"/>
         </w:rPr>
-        <w:t xml:space="preserve">- Attention ! Machette a été revendu à 3000 Fcfa qui est relativement élevé par rapport aux autres prix de revente observés dans cette zone. Prière de corriger ou de confirmer avec le QG. </w:t>
-        <w:br/>
         <w:t>- Avertissement!! Le prix d'achat (300000 FCFA) de Animaux de labour est inférieur aux prix de revente (350000 FCFA), prière de verifier et corriger ou confirmer l'information avec le QG.</w:t>
       </w:r>
     </w:p>
@@ -8399,7 +8399,7 @@
         <w:rPr>
           <w:sz w:val="20"/>
         </w:rPr>
-        <w:t>- Attention ! Le prix unitaire d'achat (100 Fcfa) de Vinaigre de vin en Verre ( à thé) (taille unique) est relativement élevé par rapport aux autres prix observés dans cette zone. Prière de corriger ou de confirmer avec le QG. Attention ! Le prix unitaire d'achat (1250 Fcfa) de Choux en Kg (taille unique) est relativement élevé par rapport aux autres prix observés dans cette zone. Prière de corriger ou de confirmer avec le QG. Avertissement!! La quantité (6.5 litre) du produit Huile d'arachide raffinée consommée  par le ménage semble très élevé, prière de corriger ou confirmer avec le QG. Avertissement!!! Le ménage a consommé 7 Paquet Moyen de Thé en sachet, cette quantité semble anormale pour une consommation des 7 derniers jours.Prière de corriger ou de confirmer avec le QG. Avertissement!! le prix unitaire (150 Fcfa) de Thé en sachet (unité: Paquet) de taille Moyen est très faible ou élevé. Prière de corriger ou de confirmer avec le QG. Incohérence!! Dans ce ménage, chaque individus consomme par jour 23.46771 Kg  de cereale; Prière de revoir les quantités prises de ces produits. Incohérence!! Dans ce ménage, chaque individus consomme par jour 23.46771 Kg  de cereale; Prière de revoir les quantités prises de ces produits. Incohérence!! Dans ce ménage, chaque individus consomme par jour 23.46771 Kg  de cereale; Prière de revoir les quantités prises de ces produits.</w:t>
+        <w:t>- Attention ! Le prix unitaire d'achat (100 Fcfa) de Vinaigre de vin en Verre ( à thé) (taille unique) est relativement élevé par rapport aux autres prix observés dans cette zone. Prière de corriger ou de confirmer avec le QG. Attention ! Le prix unitaire d'achat (500 Fcfa) de Ail en Sachets (Petit) est relativement élevé par rapport aux autres prix observés dans cette zone. Prière de corriger ou de confirmer avec le QG. Attention ! Le prix unitaire d'achat (500 Fcfa) de Piment séché en Sachets (Moyen) est relativement élevé par rapport aux autres prix observés dans cette zone. Prière de corriger ou de confirmer avec le QG. Avertissement!! La quantité (6.5 litre) du produit Huile d'arachide raffinée consommée  par le ménage semble très élevé, prière de corriger ou confirmer avec le QG. Avertissement!!! Le ménage a consommé 7 Paquet Moyen de Thé en sachet, cette quantité semble anormale pour une consommation des 7 derniers jours.Prière de corriger ou de confirmer avec le QG. Avertissement!! le prix unitaire (150 Fcfa) de Thé en sachet (unité: Paquet) de taille Moyen est très faible ou élevé. Prière de corriger ou de confirmer avec le QG. Attention ! Le prix unitaire d'achat (150 Fcfa) de Thé en sachet en Paquet (Moyen) est relativement élevé par rapport aux autres prix observés dans cette zone. Prière de corriger ou de confirmer avec le QG. Incohérence!! Dans ce ménage, chaque individus consomme par jour 60.46229 Kg  de cereale; Prière de revoir les quantités prises de ces produits. Incohérence!! Dans ce ménage, chaque individus consomme par jour 60.46229 Kg  de cereale; Prière de revoir les quantités prises de ces produits. Incohérence!! Dans ce ménage, chaque individus consomme par jour 60.46229 Kg  de cereale; Prière de revoir les quantités prises de ces produits.</w:t>
       </w:r>
     </w:p>
     <w:p>
@@ -8537,7 +8537,7 @@
           <w:color w:val="4672C4"/>
           <w:sz w:val="22"/>
         </w:rPr>
-        <w:t>&gt;&gt; Section12 - Actifs du menage</w:t>
+        <w:t>&gt;&gt; Section13b - Transferta emis</w:t>
       </w:r>
     </w:p>
     <w:p>
@@ -8548,7 +8548,7 @@
         <w:rPr>
           <w:sz w:val="20"/>
         </w:rPr>
-        <w:t>- Attention ! Tapis a été revendu à 20000 Fcfa qui est relativement élevé par rapport aux autres prix de revente observés dans cette zone. Prière de corriger ou de confirmer avec le QG.</w:t>
+        <w:t>- Incohérence!! L'âge du béneficiaire est inférieur aux nombres années qu'il est parti du ménage. prière de verifier ou corriger.</w:t>
       </w:r>
     </w:p>
     <w:p>
@@ -8558,7 +8558,7 @@
           <w:color w:val="4672C4"/>
           <w:sz w:val="22"/>
         </w:rPr>
-        <w:t>&gt;&gt; Section13b - Transferta emis</w:t>
+        <w:t>&gt;&gt; Section16a - Champs et parcelles</w:t>
       </w:r>
     </w:p>
     <w:p>
@@ -8569,7 +8569,15 @@
         <w:rPr>
           <w:sz w:val="20"/>
         </w:rPr>
-        <w:t>- Incohérence!! L'âge du béneficiaire est inférieur aux nombres années qu'il est parti du ménage. prière de verifier ou corriger.</w:t>
+        <w:t xml:space="preserve">- Avertissement!! Le champs a comme nom (Champs 1 mil pour CHEIKH TOURE) qui ne semble pas être un bon nom ou contient des lettres, prière de mettre le vrai nom du champs. </w:t>
+        <w:br/>
+        <w:t xml:space="preserve">- Avertissement!! Le champs a comme nom (Champs 1 mil pour CHEIKH TOURE) qui ne semble pas être un bon nom ou contient des lettres, prière de mettre le vrai nom du champs. </w:t>
+        <w:br/>
+        <w:t xml:space="preserve">- Avertissement!! Le champs a comme nom (Champs 1 mil pour CHEIKH TOURE) qui ne semble pas être un bon nom ou contient des lettres, prière de mettre le vrai nom du champs. </w:t>
+        <w:br/>
+        <w:t xml:space="preserve">- Avertissement!! Le champs a comme nom (Champs 1 mil pour CHEIKH TOURE) qui ne semble pas être un bon nom ou contient des lettres, prière de mettre le vrai nom du champs. </w:t>
+        <w:br/>
+        <w:t>- Avertissement!! Le champs a comme nom (Champs 1 mil pour CHEIKH TOURE) qui ne semble pas être un bon nom ou contient des lettres, prière de mettre le vrai nom du champs.</w:t>
       </w:r>
     </w:p>
     <w:p>
@@ -8579,7 +8587,7 @@
           <w:color w:val="4672C4"/>
           <w:sz w:val="22"/>
         </w:rPr>
-        <w:t>&gt;&gt; Section16a - Champs et parcelles</w:t>
+        <w:t>&gt;&gt; Section17 - Elevage</w:t>
       </w:r>
     </w:p>
     <w:p>
@@ -8590,15 +8598,7 @@
         <w:rPr>
           <w:sz w:val="20"/>
         </w:rPr>
-        <w:t xml:space="preserve">- Avertissement!! Le champs a comme nom (Champs 1 mil pour CHEIKH TOURE) qui ne semble pas être un bon nom ou contient des lettres, prière de mettre le vrai nom du champs. </w:t>
-        <w:br/>
-        <w:t xml:space="preserve">- Avertissement!! Le champs a comme nom (Champs 1 mil pour CHEIKH TOURE) qui ne semble pas être un bon nom ou contient des lettres, prière de mettre le vrai nom du champs. </w:t>
-        <w:br/>
-        <w:t xml:space="preserve">- Avertissement!! Le champs a comme nom (Champs 1 mil pour CHEIKH TOURE) qui ne semble pas être un bon nom ou contient des lettres, prière de mettre le vrai nom du champs. </w:t>
-        <w:br/>
-        <w:t xml:space="preserve">- Avertissement!! Le champs a comme nom (Champs 1 mil pour CHEIKH TOURE) qui ne semble pas être un bon nom ou contient des lettres, prière de mettre le vrai nom du champs. </w:t>
-        <w:br/>
-        <w:t>- Avertissement!! Le champs a comme nom (Champs 1 mil pour CHEIKH TOURE) qui ne semble pas être un bon nom ou contient des lettres, prière de mettre le vrai nom du champs.</w:t>
+        <w:t>- Avertissement! Le prix de vente (200 Fcfa) d'un Poules / poulets est trop petit. Veuillez confirmer ces informations avec le QG ou apporter les corrections nécessaires.</w:t>
       </w:r>
     </w:p>
     <w:p>
@@ -8608,7 +8608,7 @@
           <w:color w:val="4672C4"/>
           <w:sz w:val="22"/>
         </w:rPr>
-        <w:t>&gt;&gt; Section17 - Elevage</w:t>
+        <w:t>&gt;&gt; Section19 - Equipements agricoles</w:t>
       </w:r>
     </w:p>
     <w:p>
@@ -8619,32 +8619,13 @@
         <w:rPr>
           <w:sz w:val="20"/>
         </w:rPr>
-        <w:t>- Avertissement! Le prix de vente (200 Fcfa) d'un Poules / poulets est trop petit. Veuillez confirmer ces informations avec le QG ou apporter les corrections nécessaires.</w:t>
-      </w:r>
-    </w:p>
-    <w:p>
-      <w:r>
-        <w:rPr>
-          <w:b/>
-          <w:color w:val="4672C4"/>
-          <w:sz w:val="22"/>
-        </w:rPr>
-        <w:t>&gt;&gt; Section19 - Equipements agricoles</w:t>
-      </w:r>
-    </w:p>
-    <w:p>
-      <w:pPr>
-        <w:ind w:left="283"/>
-      </w:pPr>
-      <w:r>
-        <w:rPr>
-          <w:sz w:val="20"/>
-        </w:rPr>
-        <w:t xml:space="preserve">- Attention ! Charrettes a été revendu à 250000 Fcfa qui est relativement élevé par rapport aux autres prix de revente observés dans cette zone. Prière de corriger ou de confirmer avec le QG. </w:t>
+        <w:t xml:space="preserve">- Attention ! Charrettes a été achété à 250000 Fcfa est relativement élevé par rapport aux autres prix d'achat observés dans cette zone. Prière de corriger ou de confirmer avec le QG. Attention ! Charrettes a été revendu à 250000 Fcfa qui est relativement élevé par rapport aux autres prix de revente observés dans cette zone. Prière de corriger ou de confirmer avec le QG. </w:t>
         <w:br/>
         <w:t xml:space="preserve">- Attention ! Charrue a été achété à 150000 Fcfa est relativement élevé par rapport aux autres prix d'achat observés dans cette zone. Prière de corriger ou de confirmer avec le QG. Attention ! Charrue a été revendu à 150000 Fcfa qui est relativement élevé par rapport aux autres prix de revente observés dans cette zone. Prière de corriger ou de confirmer avec le QG. </w:t>
         <w:br/>
-        <w:t>- Attention ! Couveuse a été revendu à 1000 Fcfa qui est relativement élevé par rapport aux autres prix de revente observés dans cette zone. Prière de corriger ou de confirmer avec le QG.</w:t>
+        <w:t xml:space="preserve">- Attention ! Couveuse a été revendu à 1000 Fcfa qui est relativement élevé par rapport aux autres prix de revente observés dans cette zone. Prière de corriger ou de confirmer avec le QG. </w:t>
+        <w:br/>
+        <w:t>- Attention ! Faucheuse a été revendu à 2000 Fcfa qui est relativement élevé par rapport aux autres prix de revente observés dans cette zone. Prière de corriger ou de confirmer avec le QG.</w:t>
       </w:r>
     </w:p>
     <w:p>
@@ -9093,7 +9074,7 @@
         <w:rPr>
           <w:sz w:val="20"/>
         </w:rPr>
-        <w:t>- Attention ! Le prix unitaire d'achat (100 Fcfa) de Piment séché en Sachets (Petit) est relativement élevé par rapport aux autres prix observés dans cette zone. Prière de corriger ou de confirmer avec le QG. Attention ! Le prix unitaire d'achat (1200 Fcfa) de Huile de soja  en Litre (taille unique) est relativement élevé par rapport aux autres prix observés dans cette zone. Prière de corriger ou de confirmer avec le QG. Attention ! Le prix unitaire d'achat (250 Fcfa) de Lait frais de vache en Litre (taille unique) est relativement faible par rapport aux autres prix observés dans cette zone. Prière de corriger ou de confirmer avec le QG. Attention ! Le prix unitaire d'achat (50 Fcfa) de Cube alimentaire (Maggi, Jumbo, ) en Cube (Petit) est relativement élevé par rapport aux autres prix observés dans cette zone. Prière de corriger ou de confirmer avec le QG. Avertissement!!! Le ménage a consommé 7 Paquet Grand de Thé en sachet, cette quantité semble anormale pour une consommation des 7 derniers jours.Prière de corriger ou de confirmer avec le QG. Incohérence!! Dans ce ménage, chaque individus consomme par jour 106.9514 Kg  de cereale; Prière de revoir les quantités prises de ces produits. Attention ! Le prix unitaire d'achat (600 Fcfa) de Riz importé parfumé en Kg (taille unique) est relativement élevé par rapport aux autres prix observés dans cette zone. Prière de corriger ou de confirmer avec le QG.</w:t>
+        <w:t>- Attention ! Le prix unitaire d'achat (100 Fcfa) de Piment séché en Sachets (Petit) est relativement élevé par rapport aux autres prix observés dans cette zone. Prière de corriger ou de confirmer avec le QG. Attention ! Le prix unitaire d'achat (1200 Fcfa) de Huile de soja  en Litre (taille unique) est relativement élevé par rapport aux autres prix observés dans cette zone. Prière de corriger ou de confirmer avec le QG. Attention ! Le prix unitaire d'achat (150 Fcfa) de Lait en poudre en Sachets (Petit) est relativement élevé par rapport aux autres prix observés dans cette zone. Prière de corriger ou de confirmer avec le QG. Attention ! Le prix unitaire d'achat (250 Fcfa) de Lait frais de vache en Litre (taille unique) est relativement faible par rapport aux autres prix observés dans cette zone. Prière de corriger ou de confirmer avec le QG. Attention ! Le prix unitaire d'achat (50 Fcfa) de Cube alimentaire (Maggi, Jumbo, ) en Cube (Petit) est relativement élevé par rapport aux autres prix observés dans cette zone. Prière de corriger ou de confirmer avec le QG. Avertissement!!! Le ménage a consommé 7 Paquet Grand de Thé en sachet, cette quantité semble anormale pour une consommation des 7 derniers jours.Prière de corriger ou de confirmer avec le QG. Incohérence!! Dans ce ménage, chaque individus consomme par jour 190.5629 Kg  de cereale; Prière de revoir les quantités prises de ces produits. Attention ! Le prix unitaire d'achat (600 Fcfa) de Riz importé parfumé en Kg (taille unique) est relativement élevé par rapport aux autres prix observés dans cette zone. Prière de corriger ou de confirmer avec le QG.</w:t>
       </w:r>
     </w:p>
     <w:p>
